--- a/docs/MANUAL_UI.docx
+++ b/docs/MANUAL_UI.docx
@@ -449,10 +449,14 @@
     </w:p>
     <w:p>
       <w:r>
+        <w:t xml:space="preserve">| </w:t>
+      </w:r>
+      <w:r>
         <w:rPr>
-          <w:b/>
+          <w:rFonts w:ascii="Consolas" w:hAnsi="Consolas"/>
+          <w:sz w:val="20"/>
         </w:rPr>
-        <w:t>`requirements.txt`</w:t>
+        <w:t>requirements.txt</w:t>
       </w:r>
       <w:r>
         <w:t xml:space="preserve"> mínimo:</w:t>
@@ -473,6 +477,293 @@
         <w:t>sentence-transformers</w:t>
         <w:br/>
         <w:t>loguru</w:t>
+      </w:r>
+    </w:p>
+    <w:p>
+      <w:pPr>
+        <w:pStyle w:val="Heading3"/>
+      </w:pPr>
+      <w:r>
+        <w:rPr>
+          <w:color w:val="1F4E79"/>
+        </w:rPr>
+        <w:t>Opção 4: Google Colab (para testes)</w:t>
+      </w:r>
+    </w:p>
+    <w:p>
+      <w:r>
+        <w:rPr>
+          <w:b/>
+        </w:rPr>
+        <w:t>Vantagens</w:t>
+      </w:r>
+      <w:r>
+        <w:t>: GPU A100 grátis, fácil de demonstrar, rápido pra testar</w:t>
+      </w:r>
+    </w:p>
+    <w:p>
+      <w:r>
+        <w:rPr>
+          <w:b/>
+        </w:rPr>
+        <w:t>Quando usar</w:t>
+      </w:r>
+      <w:r>
+        <w:t>: desenvolvimento, demonstração para equipe, validação de modelo</w:t>
+      </w:r>
+    </w:p>
+    <w:p>
+      <w:r>
+        <w:rPr>
+          <w:b/>
+        </w:rPr>
+        <w:t>Como fazer</w:t>
+      </w:r>
+      <w:r>
+        <w:t>:</w:t>
+      </w:r>
+    </w:p>
+    <w:p>
+      <w:pPr>
+        <w:pStyle w:val="ListNumber"/>
+      </w:pPr>
+      <w:r>
+        <w:t xml:space="preserve">Abra o notebook: </w:t>
+      </w:r>
+      <w:r>
+        <w:rPr>
+          <w:rFonts w:ascii="Consolas" w:hAnsi="Consolas"/>
+          <w:sz w:val="20"/>
+        </w:rPr>
+        <w:t>notebooks/rodarcolab.ipynb</w:t>
+      </w:r>
+    </w:p>
+    <w:p>
+      <w:pPr>
+        <w:pStyle w:val="ListNumber"/>
+      </w:pPr>
+      <w:r>
+        <w:t>Execute as células em ordem</w:t>
+      </w:r>
+    </w:p>
+    <w:p>
+      <w:pPr>
+        <w:pStyle w:val="ListNumber"/>
+      </w:pPr>
+      <w:r>
+        <w:t>O notebook cuida de:</w:t>
+      </w:r>
+    </w:p>
+    <w:p>
+      <w:pPr>
+        <w:pStyle w:val="ListBullet"/>
+      </w:pPr>
+      <w:r>
+        <w:t>Montar Google Drive</w:t>
+      </w:r>
+    </w:p>
+    <w:p>
+      <w:pPr>
+        <w:pStyle w:val="ListBullet"/>
+      </w:pPr>
+      <w:r>
+        <w:t>Instalar dependências</w:t>
+      </w:r>
+    </w:p>
+    <w:p>
+      <w:pPr>
+        <w:pStyle w:val="ListBullet"/>
+      </w:pPr>
+      <w:r>
+        <w:t>Clonar repositório</w:t>
+      </w:r>
+    </w:p>
+    <w:p>
+      <w:pPr>
+        <w:pStyle w:val="ListBullet"/>
+      </w:pPr>
+      <w:r>
+        <w:t>Copiar modelo LoRA</w:t>
+      </w:r>
+    </w:p>
+    <w:p>
+      <w:pPr>
+        <w:pStyle w:val="ListBullet"/>
+      </w:pPr>
+      <w:r>
+        <w:t>Indexar RAG (ChatBulário)</w:t>
+      </w:r>
+    </w:p>
+    <w:p>
+      <w:pPr>
+        <w:pStyle w:val="ListBullet"/>
+      </w:pPr>
+      <w:r>
+        <w:t>Subir UI</w:t>
+      </w:r>
+    </w:p>
+    <w:p>
+      <w:r>
+        <w:rPr>
+          <w:b/>
+        </w:rPr>
+        <w:t>⚠️ IMPORTANTE</w:t>
+      </w:r>
+      <w:r>
+        <w:t>: Antes de subir a UI, garanta que os patches foram aplicados:</w:t>
+      </w:r>
+    </w:p>
+    <w:p>
+      <w:r>
+        <w:rPr>
+          <w:b/>
+        </w:rPr>
+        <w:t>Patch 1 — gradio_client</w:t>
+      </w:r>
+      <w:r>
+        <w:t xml:space="preserve"> (corrige </w:t>
+      </w:r>
+      <w:r>
+        <w:rPr>
+          <w:rFonts w:ascii="Consolas" w:hAnsi="Consolas"/>
+          <w:sz w:val="20"/>
+        </w:rPr>
+        <w:t>TypeError: argument of type 'bool' is not iterable</w:t>
+      </w:r>
+      <w:r>
+        <w:t>):</w:t>
+      </w:r>
+    </w:p>
+    <w:p>
+      <w:r>
+        <w:rPr>
+          <w:rFonts w:ascii="Consolas" w:hAnsi="Consolas"/>
+          <w:sz w:val="18"/>
+        </w:rPr>
+        <w:t>import gradio_client, os</w:t>
+        <w:br/>
+        <w:t>gc_path = os.path.join(os.path.dirname(gradio_client.__file__), "utils.py")</w:t>
+        <w:br/>
+        <w:t>with open(gc_path, "r") as f: content = f.read()</w:t>
+        <w:br/>
+        <w:br/>
+        <w:t>patches = [</w:t>
+        <w:br/>
+        <w:t xml:space="preserve">    ('if "enum" in schema:', 'if isinstance(schema, dict) and "enum" in schema:'),</w:t>
+        <w:br/>
+        <w:t xml:space="preserve">    ('if "const" in schema:', 'if isinstance(schema, dict) and "const" in schema:'),</w:t>
+        <w:br/>
+        <w:t>]</w:t>
+        <w:br/>
+        <w:t>for bug, fix in patches:</w:t>
+        <w:br/>
+        <w:t xml:space="preserve">    if bug in content:</w:t>
+        <w:br/>
+        <w:t xml:space="preserve">        content = content.replace(bug, fix)</w:t>
+        <w:br/>
+        <w:t>with open(gc_path, "w") as f: f.write(content)</w:t>
+      </w:r>
+    </w:p>
+    <w:p>
+      <w:r>
+        <w:rPr>
+          <w:b/>
+        </w:rPr>
+        <w:t>Patch 2 — caminho do modelo</w:t>
+      </w:r>
+      <w:r>
+        <w:t xml:space="preserve"> (UI espera </w:t>
+      </w:r>
+      <w:r>
+        <w:rPr>
+          <w:rFonts w:ascii="Consolas" w:hAnsi="Consolas"/>
+          <w:sz w:val="20"/>
+        </w:rPr>
+        <w:t>/content/Techchalleng3/biomistral-medquad-lora</w:t>
+      </w:r>
+      <w:r>
+        <w:t>):</w:t>
+      </w:r>
+    </w:p>
+    <w:p>
+      <w:r>
+        <w:rPr>
+          <w:rFonts w:ascii="Consolas" w:hAnsi="Consolas"/>
+          <w:sz w:val="18"/>
+        </w:rPr>
+        <w:t>import shutil</w:t>
+        <w:br/>
+        <w:t>from pathlib import Path</w:t>
+        <w:br/>
+        <w:t>SOURCE = Path("/content/biomistral-medquad-lora")</w:t>
+        <w:br/>
+        <w:t>TARGET = Path("/content/Techchalleng3/biomistral-medquad-lora")</w:t>
+        <w:br/>
+        <w:t>if not TARGET.exists() and SOURCE.exists():</w:t>
+        <w:br/>
+        <w:t xml:space="preserve">    shutil.copytree(SOURCE, TARGET)</w:t>
+      </w:r>
+    </w:p>
+    <w:p>
+      <w:r>
+        <w:rPr>
+          <w:b/>
+        </w:rPr>
+        <w:t>Patch 3 — huggingface_hub downgrade</w:t>
+      </w:r>
+      <w:r>
+        <w:t xml:space="preserve"> (corrige </w:t>
+      </w:r>
+      <w:r>
+        <w:rPr>
+          <w:rFonts w:ascii="Consolas" w:hAnsi="Consolas"/>
+          <w:sz w:val="20"/>
+        </w:rPr>
+        <w:t>ImportError: HfFolder</w:t>
+      </w:r>
+      <w:r>
+        <w:t>):</w:t>
+      </w:r>
+    </w:p>
+    <w:p>
+      <w:r>
+        <w:rPr>
+          <w:rFonts w:ascii="Consolas" w:hAnsi="Consolas"/>
+          <w:sz w:val="18"/>
+        </w:rPr>
+        <w:t>pip install "huggingface_hub==0.20.0"</w:t>
+      </w:r>
+    </w:p>
+    <w:p>
+      <w:r>
+        <w:rPr>
+          <w:b/>
+        </w:rPr>
+        <w:t>Tempo total</w:t>
+      </w:r>
+      <w:r>
+        <w:t>: ~15 min (1ª vez, com download de dados e modelo)</w:t>
+      </w:r>
+    </w:p>
+    <w:p>
+      <w:r>
+        <w:rPr>
+          <w:b/>
+        </w:rPr>
+        <w:t>URL gerada</w:t>
+      </w:r>
+      <w:r>
+        <w:t xml:space="preserve">: tipo </w:t>
+      </w:r>
+      <w:r>
+        <w:rPr>
+          <w:rFonts w:ascii="Consolas" w:hAnsi="Consolas"/>
+          <w:sz w:val="20"/>
+        </w:rPr>
+        <w:t>https://xxxxx.gradio.live</w:t>
+      </w:r>
+      <w:r>
+        <w:t xml:space="preserve"> — funciona em qualquer dispositivo do mundo</w:t>
       </w:r>
     </w:p>
     <w:p>
@@ -2269,6 +2560,643 @@
           <w:sz w:val="20"/>
         </w:rPr>
         <w:t>Flamers-Team/Techchalleng3</w:t>
+      </w:r>
+    </w:p>
+    <w:p>
+      <w:r>
+        <w:rPr>
+          <w:color w:val="CCCCCC"/>
+        </w:rPr>
+        <w:t>────────────────────────────────────────────────────────────</w:t>
+      </w:r>
+    </w:p>
+    <w:p>
+      <w:pPr>
+        <w:pStyle w:val="Heading1"/>
+      </w:pPr>
+      <w:r>
+        <w:rPr>
+          <w:color w:val="1F497D"/>
+        </w:rPr>
+        <w:t>🆕 Atualização ago/2026 (08/09)</w:t>
+      </w:r>
+    </w:p>
+    <w:p>
+      <w:r>
+        <w:t xml:space="preserve">Esta seção documenta as </w:t>
+      </w:r>
+      <w:r>
+        <w:rPr>
+          <w:b/>
+        </w:rPr>
+        <w:t>mudanças recentes</w:t>
+      </w:r>
+      <w:r>
+        <w:t xml:space="preserve"> que não estão refletidas no corpo principal do manual.</w:t>
+      </w:r>
+    </w:p>
+    <w:p>
+      <w:pPr>
+        <w:pStyle w:val="Heading2"/>
+      </w:pPr>
+      <w:r>
+        <w:rPr>
+          <w:color w:val="2E74B5"/>
+        </w:rPr>
+        <w:t>Mudanças Críticas</w:t>
+      </w:r>
+    </w:p>
+    <w:p>
+      <w:pPr>
+        <w:pStyle w:val="Heading3"/>
+      </w:pPr>
+      <w:r>
+        <w:rPr>
+          <w:color w:val="1F4E79"/>
+        </w:rPr>
+        <w:t>1. Remoção do mock PMC (fontes inventadas)</w:t>
+      </w:r>
+    </w:p>
+    <w:p>
+      <w:r>
+        <w:rPr>
+          <w:b/>
+        </w:rPr>
+        <w:t>Antes</w:t>
+      </w:r>
+      <w:r>
+        <w:t xml:space="preserve">: </w:t>
+      </w:r>
+      <w:r>
+        <w:rPr>
+          <w:rFonts w:ascii="Consolas" w:hAnsi="Consolas"/>
+          <w:sz w:val="20"/>
+        </w:rPr>
+        <w:t>retrieve_pmc()</w:t>
+      </w:r>
+      <w:r>
+        <w:t xml:space="preserve"> retornava fontes falsas tipo </w:t>
+      </w:r>
+      <w:r>
+        <w:rPr>
+          <w:rFonts w:ascii="Consolas" w:hAnsi="Consolas"/>
+          <w:sz w:val="20"/>
+        </w:rPr>
+        <w:t>PMC-10000</w:t>
+      </w:r>
+      <w:r>
+        <w:t xml:space="preserve">, </w:t>
+      </w:r>
+      <w:r>
+        <w:rPr>
+          <w:rFonts w:ascii="Consolas" w:hAnsi="Consolas"/>
+          <w:sz w:val="20"/>
+        </w:rPr>
+        <w:t>PMC-10001</w:t>
+      </w:r>
+      <w:r>
+        <w:t>.</w:t>
+      </w:r>
+    </w:p>
+    <w:p>
+      <w:r>
+        <w:rPr>
+          <w:b/>
+        </w:rPr>
+        <w:t>Agora</w:t>
+      </w:r>
+      <w:r>
+        <w:t xml:space="preserve">: Função removida. RAG usa apenas </w:t>
+      </w:r>
+      <w:r>
+        <w:rPr>
+          <w:b/>
+        </w:rPr>
+        <w:t>ChatBulário</w:t>
+      </w:r>
+      <w:r>
+        <w:t xml:space="preserve"> (bulas reais em PT-BR).</w:t>
+      </w:r>
+    </w:p>
+    <w:p>
+      <w:r>
+        <w:rPr>
+          <w:b/>
+        </w:rPr>
+        <w:t>Impacto</w:t>
+      </w:r>
+      <w:r>
+        <w:t>:</w:t>
+      </w:r>
+    </w:p>
+    <w:p>
+      <w:pPr>
+        <w:pStyle w:val="ListBullet"/>
+      </w:pPr>
+      <w:r>
+        <w:t>✅ Nenhuma fonte falsa na UI</w:t>
+      </w:r>
+    </w:p>
+    <w:p>
+      <w:pPr>
+        <w:pStyle w:val="ListBullet"/>
+      </w:pPr>
+      <w:r>
+        <w:t>✅ Mensagens de erro claras se RAG falhar</w:t>
+      </w:r>
+    </w:p>
+    <w:p>
+      <w:pPr>
+        <w:pStyle w:val="ListBullet"/>
+      </w:pPr>
+      <w:r>
+        <w:t>❌ Sem acesso à "literatura científica" (você pode adicionar AWS S3 depois se quiser)</w:t>
+      </w:r>
+    </w:p>
+    <w:p>
+      <w:pPr>
+        <w:pStyle w:val="Heading3"/>
+      </w:pPr>
+      <w:r>
+        <w:rPr>
+          <w:color w:val="1F4E79"/>
+        </w:rPr>
+        <w:t>2. RAG completo com 3 fontes (25.832 docs)</w:t>
+      </w:r>
+    </w:p>
+    <w:tbl>
+      <w:tblPr>
+        <w:tblStyle w:val="LightGrid-Accent1"/>
+        <w:tblW w:type="auto" w:w="0"/>
+        <w:tblLook w:firstColumn="1" w:firstRow="1" w:lastColumn="0" w:lastRow="0" w:noHBand="0" w:noVBand="1" w:val="04A0"/>
+      </w:tblPr>
+      <w:tblGrid>
+        <w:gridCol w:w="2880"/>
+        <w:gridCol w:w="2880"/>
+        <w:gridCol w:w="2880"/>
+      </w:tblGrid>
+      <w:tr>
+        <w:tc>
+          <w:tcPr>
+            <w:tcW w:type="dxa" w:w="2880"/>
+            <w:shd w:fill="1F497D"/>
+          </w:tcPr>
+          <w:p>
+            <w:r/>
+            <w:r>
+              <w:rPr>
+                <w:b/>
+                <w:color w:val="FFFFFF"/>
+                <w:sz w:val="20"/>
+              </w:rPr>
+              <w:t>Collection</w:t>
+            </w:r>
+          </w:p>
+        </w:tc>
+        <w:tc>
+          <w:tcPr>
+            <w:tcW w:type="dxa" w:w="2880"/>
+            <w:shd w:fill="1F497D"/>
+          </w:tcPr>
+          <w:p>
+            <w:r/>
+            <w:r>
+              <w:rPr>
+                <w:b/>
+                <w:color w:val="FFFFFF"/>
+                <w:sz w:val="20"/>
+              </w:rPr>
+              <w:t>Docs</w:t>
+            </w:r>
+          </w:p>
+        </w:tc>
+        <w:tc>
+          <w:tcPr>
+            <w:tcW w:type="dxa" w:w="2880"/>
+            <w:shd w:fill="1F497D"/>
+          </w:tcPr>
+          <w:p>
+            <w:r/>
+            <w:r>
+              <w:rPr>
+                <w:b/>
+                <w:color w:val="FFFFFF"/>
+                <w:sz w:val="20"/>
+              </w:rPr>
+              <w:t>Conteúdo</w:t>
+            </w:r>
+          </w:p>
+        </w:tc>
+      </w:tr>
+      <w:tr>
+        <w:tc>
+          <w:tcPr>
+            <w:tcW w:type="dxa" w:w="2880"/>
+          </w:tcPr>
+          <w:p>
+            <w:r>
+              <w:rPr>
+                <w:sz w:val="18"/>
+              </w:rPr>
+            </w:r>
+            <w:r>
+              <w:rPr>
+                <w:rFonts w:ascii="Consolas" w:hAnsi="Consolas"/>
+                <w:sz w:val="18"/>
+              </w:rPr>
+              <w:t>chatbulario</w:t>
+            </w:r>
+          </w:p>
+        </w:tc>
+        <w:tc>
+          <w:tcPr>
+            <w:tcW w:type="dxa" w:w="2880"/>
+          </w:tcPr>
+          <w:p>
+            <w:r>
+              <w:rPr>
+                <w:sz w:val="18"/>
+              </w:rPr>
+            </w:r>
+            <w:r>
+              <w:rPr>
+                <w:sz w:val="18"/>
+              </w:rPr>
+              <w:t>10.000</w:t>
+            </w:r>
+          </w:p>
+        </w:tc>
+        <w:tc>
+          <w:tcPr>
+            <w:tcW w:type="dxa" w:w="2880"/>
+          </w:tcPr>
+          <w:p>
+            <w:r>
+              <w:rPr>
+                <w:sz w:val="18"/>
+              </w:rPr>
+            </w:r>
+            <w:r>
+              <w:rPr>
+                <w:sz w:val="18"/>
+              </w:rPr>
+              <w:t>Bulas ANVISA (PT-BR)</w:t>
+            </w:r>
+          </w:p>
+        </w:tc>
+      </w:tr>
+      <w:tr>
+        <w:tc>
+          <w:tcPr>
+            <w:tcW w:type="dxa" w:w="2880"/>
+          </w:tcPr>
+          <w:p>
+            <w:r>
+              <w:rPr>
+                <w:sz w:val="18"/>
+              </w:rPr>
+            </w:r>
+            <w:r>
+              <w:rPr>
+                <w:rFonts w:ascii="Consolas" w:hAnsi="Consolas"/>
+                <w:sz w:val="18"/>
+              </w:rPr>
+              <w:t>cid10</w:t>
+            </w:r>
+          </w:p>
+        </w:tc>
+        <w:tc>
+          <w:tcPr>
+            <w:tcW w:type="dxa" w:w="2880"/>
+          </w:tcPr>
+          <w:p>
+            <w:r>
+              <w:rPr>
+                <w:sz w:val="18"/>
+              </w:rPr>
+            </w:r>
+            <w:r>
+              <w:rPr>
+                <w:sz w:val="18"/>
+              </w:rPr>
+              <w:t>12.451</w:t>
+            </w:r>
+          </w:p>
+        </w:tc>
+        <w:tc>
+          <w:tcPr>
+            <w:tcW w:type="dxa" w:w="2880"/>
+          </w:tcPr>
+          <w:p>
+            <w:r>
+              <w:rPr>
+                <w:sz w:val="18"/>
+              </w:rPr>
+            </w:r>
+            <w:r>
+              <w:rPr>
+                <w:sz w:val="18"/>
+              </w:rPr>
+              <w:t>Códigos de doenças</w:t>
+            </w:r>
+          </w:p>
+        </w:tc>
+      </w:tr>
+      <w:tr>
+        <w:tc>
+          <w:tcPr>
+            <w:tcW w:type="dxa" w:w="2880"/>
+          </w:tcPr>
+          <w:p>
+            <w:r>
+              <w:rPr>
+                <w:sz w:val="18"/>
+              </w:rPr>
+            </w:r>
+            <w:r>
+              <w:rPr>
+                <w:rFonts w:ascii="Consolas" w:hAnsi="Consolas"/>
+                <w:sz w:val="18"/>
+              </w:rPr>
+              <w:t>synthetic</w:t>
+            </w:r>
+          </w:p>
+        </w:tc>
+        <w:tc>
+          <w:tcPr>
+            <w:tcW w:type="dxa" w:w="2880"/>
+          </w:tcPr>
+          <w:p>
+            <w:r>
+              <w:rPr>
+                <w:sz w:val="18"/>
+              </w:rPr>
+            </w:r>
+            <w:r>
+              <w:rPr>
+                <w:sz w:val="18"/>
+              </w:rPr>
+              <w:t>3.381</w:t>
+            </w:r>
+          </w:p>
+        </w:tc>
+        <w:tc>
+          <w:tcPr>
+            <w:tcW w:type="dxa" w:w="2880"/>
+          </w:tcPr>
+          <w:p>
+            <w:r>
+              <w:rPr>
+                <w:sz w:val="18"/>
+              </w:rPr>
+            </w:r>
+            <w:r>
+              <w:rPr>
+                <w:sz w:val="18"/>
+              </w:rPr>
+              <w:t>Notas clínicas sintéticas</w:t>
+            </w:r>
+          </w:p>
+        </w:tc>
+      </w:tr>
+      <w:tr>
+        <w:tc>
+          <w:tcPr>
+            <w:tcW w:type="dxa" w:w="2880"/>
+          </w:tcPr>
+          <w:p>
+            <w:r>
+              <w:rPr>
+                <w:sz w:val="18"/>
+              </w:rPr>
+            </w:r>
+            <w:r>
+              <w:rPr>
+                <w:b/>
+                <w:sz w:val="18"/>
+              </w:rPr>
+              <w:t>Total</w:t>
+            </w:r>
+          </w:p>
+        </w:tc>
+        <w:tc>
+          <w:tcPr>
+            <w:tcW w:type="dxa" w:w="2880"/>
+          </w:tcPr>
+          <w:p>
+            <w:r>
+              <w:rPr>
+                <w:sz w:val="18"/>
+              </w:rPr>
+            </w:r>
+            <w:r>
+              <w:rPr>
+                <w:b/>
+                <w:sz w:val="18"/>
+              </w:rPr>
+              <w:t>25.832</w:t>
+            </w:r>
+          </w:p>
+        </w:tc>
+        <w:tc>
+          <w:tcPr>
+            <w:tcW w:type="dxa" w:w="2880"/>
+          </w:tcPr>
+          <w:p>
+            <w:r>
+              <w:rPr>
+                <w:sz w:val="18"/>
+              </w:rPr>
+            </w:r>
+          </w:p>
+        </w:tc>
+      </w:tr>
+    </w:tbl>
+    <w:p>
+      <w:pPr>
+        <w:pStyle w:val="Heading3"/>
+      </w:pPr>
+      <w:r>
+        <w:rPr>
+          <w:color w:val="1F4E79"/>
+        </w:rPr>
+        <w:t>3. Tratamento de erro robusto</w:t>
+      </w:r>
+    </w:p>
+    <w:p>
+      <w:pPr>
+        <w:pStyle w:val="ListBullet"/>
+      </w:pPr>
+      <w:r>
+        <w:rPr>
+          <w:rFonts w:ascii="Consolas" w:hAnsi="Consolas"/>
+          <w:sz w:val="20"/>
+        </w:rPr>
+        <w:t>LLMNotAvailableError</w:t>
+      </w:r>
+      <w:r>
+        <w:t xml:space="preserve"> levantada quando modelo não carrega</w:t>
+      </w:r>
+    </w:p>
+    <w:p>
+      <w:pPr>
+        <w:pStyle w:val="ListBullet"/>
+      </w:pPr>
+      <w:r>
+        <w:t>Mensagens de erro com instruções de como resolver</w:t>
+      </w:r>
+    </w:p>
+    <w:p>
+      <w:pPr>
+        <w:pStyle w:val="ListBullet"/>
+      </w:pPr>
+      <w:r>
+        <w:t>Não retorna mais dados falsos/fixos</w:t>
+      </w:r>
+    </w:p>
+    <w:p>
+      <w:pPr>
+        <w:pStyle w:val="Heading3"/>
+      </w:pPr>
+      <w:r>
+        <w:rPr>
+          <w:color w:val="1F4E79"/>
+        </w:rPr>
+        <w:t>4. Refatoração `docs/generator.py`</w:t>
+      </w:r>
+    </w:p>
+    <w:p>
+      <w:r>
+        <w:rPr>
+          <w:b/>
+        </w:rPr>
+        <w:t>Antes</w:t>
+      </w:r>
+      <w:r>
+        <w:t xml:space="preserve">: CRM hardcoded </w:t>
+      </w:r>
+      <w:r>
+        <w:rPr>
+          <w:rFonts w:ascii="Consolas" w:hAnsi="Consolas"/>
+          <w:sz w:val="20"/>
+        </w:rPr>
+        <w:t>"12345-DF"</w:t>
+      </w:r>
+      <w:r>
+        <w:t>, dados de exemplo fixos.</w:t>
+      </w:r>
+    </w:p>
+    <w:p>
+      <w:r>
+        <w:rPr>
+          <w:b/>
+        </w:rPr>
+        <w:t>Agora</w:t>
+      </w:r>
+      <w:r>
+        <w:t>: Placeholders claros (</w:t>
+      </w:r>
+      <w:r>
+        <w:rPr>
+          <w:rFonts w:ascii="Consolas" w:hAnsi="Consolas"/>
+          <w:sz w:val="20"/>
+        </w:rPr>
+        <w:t>"[PACIENTE - inserir nome]"</w:t>
+      </w:r>
+      <w:r>
+        <w:t xml:space="preserve">, </w:t>
+      </w:r>
+      <w:r>
+        <w:rPr>
+          <w:rFonts w:ascii="Consolas" w:hAnsi="Consolas"/>
+          <w:sz w:val="20"/>
+        </w:rPr>
+        <w:t>"[CRM-XX]"</w:t>
+      </w:r>
+      <w:r>
+        <w:t>).</w:t>
+      </w:r>
+    </w:p>
+    <w:p>
+      <w:r>
+        <w:rPr>
+          <w:b/>
+        </w:rPr>
+        <w:t>Em produção</w:t>
+      </w:r>
+      <w:r>
+        <w:t>: dados vêm do input do médico via gradio_app.py.</w:t>
+      </w:r>
+    </w:p>
+    <w:p>
+      <w:pPr>
+        <w:pStyle w:val="Heading3"/>
+      </w:pPr>
+      <w:r>
+        <w:rPr>
+          <w:color w:val="1F4E79"/>
+        </w:rPr>
+        <w:t>5. Limpeza de cache</w:t>
+      </w:r>
+    </w:p>
+    <w:p>
+      <w:r>
+        <w:t xml:space="preserve">Removidos 178 MB de arquivos </w:t>
+      </w:r>
+      <w:r>
+        <w:rPr>
+          <w:rFonts w:ascii="Consolas" w:hAnsi="Consolas"/>
+          <w:sz w:val="20"/>
+        </w:rPr>
+        <w:t>.arrow</w:t>
+      </w:r>
+      <w:r>
+        <w:t xml:space="preserve"> (cache HuggingFace temporário).</w:t>
+      </w:r>
+    </w:p>
+    <w:p>
+      <w:pPr>
+        <w:pStyle w:val="Heading2"/>
+      </w:pPr>
+      <w:r>
+        <w:rPr>
+          <w:color w:val="2E74B5"/>
+        </w:rPr>
+        <w:t>Próximos passos</w:t>
+      </w:r>
+    </w:p>
+    <w:p>
+      <w:pPr>
+        <w:pStyle w:val="ListBullet"/>
+      </w:pPr>
+      <w:r>
+        <w:t>[ ] Gravar vídeo demo</w:t>
+      </w:r>
+    </w:p>
+    <w:p>
+      <w:pPr>
+        <w:pStyle w:val="ListBullet"/>
+      </w:pPr>
+      <w:r>
+        <w:t>[ ] Deploy HuggingFace Space (opcional, pago)</w:t>
+      </w:r>
+    </w:p>
+    <w:p>
+      <w:pPr>
+        <w:pStyle w:val="ListBullet"/>
+      </w:pPr>
+      <w:r>
+        <w:t xml:space="preserve">[ ] Substituir </w:t>
+      </w:r>
+      <w:r>
+        <w:rPr>
+          <w:rFonts w:ascii="Consolas" w:hAnsi="Consolas"/>
+          <w:sz w:val="20"/>
+        </w:rPr>
+        <w:t>PMC-10000</w:t>
+      </w:r>
+      <w:r>
+        <w:t xml:space="preserve"> mock se você precisar de literatura</w:t>
       </w:r>
     </w:p>
     <w:p>
@@ -2764,7 +3692,7 @@
         <w:t>Última atualização</w:t>
       </w:r>
       <w:r>
-        <w:t>: 31/08/2026</w:t>
+        <w:t>: 08/09/2026</w:t>
       </w:r>
     </w:p>
     <w:p>
@@ -2775,7 +3703,7 @@
         <w:t>Versão da UI</w:t>
       </w:r>
       <w:r>
-        <w:t>: 1.2 (com ChatBulário RAG + tradução PT-BR)</w:t>
+        <w:t>: 1.2 (com ChatBulário RAG + tradução PT-BR + tratamento de erro robusto)</w:t>
       </w:r>
     </w:p>
     <w:p>

--- a/docs/MANUAL_UI.docx
+++ b/docs/MANUAL_UI.docx
@@ -10,7 +10,7 @@
         <w:rPr>
           <w:color w:val="1F497D"/>
         </w:rPr>
-        <w:t>🖥️ Manual da Interface Gradio — Assistente Médico</w:t>
+        <w:t>🖥️ Manual da Interface React — Assistente Médico</w:t>
       </w:r>
     </w:p>
     <w:p>
@@ -22,7 +22,7 @@
           <w:i/>
           <w:color w:val="555555"/>
         </w:rPr>
-        <w:t>┃ Documentação completa de uso da interface web do Tech Challenge Fase 3</w:t>
+        <w:t>┃ Documentação completa de uso da interface web (React + Vite) do Tech Challenge Fase 3</w:t>
       </w:r>
     </w:p>
     <w:p>
@@ -33,7 +33,7 @@
         <w:rPr>
           <w:color w:val="2E74B5"/>
         </w:rPr>
-        <w:t>🚀 Quick Start (30 segundos)</w:t>
+        <w:t>🚀 Quick Start (60 segundos)</w:t>
       </w:r>
     </w:p>
     <w:p>
@@ -42,21 +42,1106 @@
           <w:rFonts w:ascii="Consolas" w:hAnsi="Consolas"/>
           <w:sz w:val="18"/>
         </w:rPr>
-        <w:t># 1. Instalar Gradio</w:t>
+        <w:t># 1. Instalar dependências do frontend</w:t>
         <w:br/>
-        <w:t>pip install gradio==4.44.0</w:t>
+        <w:t>cd frontend</w:t>
+        <w:br/>
+        <w:t>npm install</w:t>
         <w:br/>
         <w:br/>
-        <w:t># 2. Rodar a aplicação</w:t>
+        <w:t># 2. Rodar em modo desenvolvimento</w:t>
         <w:br/>
-        <w:t>python src/ui/gradio_app.py</w:t>
+        <w:t>npm run dev -- --host 127.0.0.1 --port 3000</w:t>
         <w:br/>
         <w:br/>
         <w:t># 3. Acessar no navegador</w:t>
         <w:br/>
-        <w:t># http://127.0.0.1:7860</w:t>
+        <w:t># http://127.0.0.1:3000</w:t>
         <w:br/>
         <w:t># Login: medico / demo123</w:t>
+      </w:r>
+    </w:p>
+    <w:p>
+      <w:r>
+        <w:rPr>
+          <w:b/>
+        </w:rPr>
+        <w:t>O que acontece</w:t>
+      </w:r>
+      <w:r>
+        <w:t>:</w:t>
+      </w:r>
+    </w:p>
+    <w:p>
+      <w:pPr>
+        <w:pStyle w:val="ListBullet"/>
+      </w:pPr>
+      <w:r>
+        <w:t>Vite sobe servidor de dev com hot-reload</w:t>
+      </w:r>
+    </w:p>
+    <w:p>
+      <w:pPr>
+        <w:pStyle w:val="ListBullet"/>
+      </w:pPr>
+      <w:r>
+        <w:t xml:space="preserve">React monta a aplicação no </w:t>
+      </w:r>
+      <w:r>
+        <w:rPr>
+          <w:rFonts w:ascii="Consolas" w:hAnsi="Consolas"/>
+          <w:sz w:val="20"/>
+        </w:rPr>
+        <w:t>&lt;div id="root"&gt;</w:t>
+      </w:r>
+    </w:p>
+    <w:p>
+      <w:pPr>
+        <w:pStyle w:val="ListBullet"/>
+      </w:pPr>
+      <w:r>
+        <w:t>Login aparece primeiro, depois libera as 4 abas</w:t>
+      </w:r>
+    </w:p>
+    <w:p>
+      <w:r>
+        <w:rPr>
+          <w:b/>
+        </w:rPr>
+        <w:t>Pré-requisitos</w:t>
+      </w:r>
+      <w:r>
+        <w:t>:</w:t>
+      </w:r>
+    </w:p>
+    <w:p>
+      <w:pPr>
+        <w:pStyle w:val="ListBullet"/>
+      </w:pPr>
+      <w:r>
+        <w:t>Node.js 18+ (testado com 18.17)</w:t>
+      </w:r>
+    </w:p>
+    <w:p>
+      <w:pPr>
+        <w:pStyle w:val="ListBullet"/>
+      </w:pPr>
+      <w:r>
+        <w:t>npm 9+ (vem com Node)</w:t>
+      </w:r>
+    </w:p>
+    <w:p>
+      <w:r>
+        <w:rPr>
+          <w:color w:val="CCCCCC"/>
+        </w:rPr>
+        <w:t>────────────────────────────────────────────────────────────</w:t>
+      </w:r>
+    </w:p>
+    <w:p>
+      <w:pPr>
+        <w:pStyle w:val="Heading2"/>
+      </w:pPr>
+      <w:r>
+        <w:rPr>
+          <w:color w:val="2E74B5"/>
+        </w:rPr>
+        <w:t>📂 Estrutura do Frontend</w:t>
+      </w:r>
+    </w:p>
+    <w:p>
+      <w:r>
+        <w:rPr>
+          <w:rFonts w:ascii="Consolas" w:hAnsi="Consolas"/>
+          <w:sz w:val="18"/>
+        </w:rPr>
+        <w:t>frontend/</w:t>
+        <w:br/>
+        <w:t>├── index.html                  # HTML raiz (carrega main.jsx)</w:t>
+        <w:br/>
+        <w:t>├── package.json                # Deps React 18, Vite 5</w:t>
+        <w:br/>
+        <w:t>├── vite.config.js              # Config Vite (porta 3000)</w:t>
+        <w:br/>
+        <w:t>└── src/</w:t>
+        <w:br/>
+        <w:t xml:space="preserve">    ├── main.jsx                # Entry point (ReactDOM.createRoot)</w:t>
+        <w:br/>
+        <w:t xml:space="preserve">    ├── App.jsx                 # Componente principal (4 abas)</w:t>
+        <w:br/>
+        <w:t xml:space="preserve">    └── styles.css              # Tema dark + estilos custom</w:t>
+      </w:r>
+    </w:p>
+    <w:p>
+      <w:r>
+        <w:rPr>
+          <w:b/>
+        </w:rPr>
+        <w:t>Tecnologias</w:t>
+      </w:r>
+      <w:r>
+        <w:t>:</w:t>
+      </w:r>
+    </w:p>
+    <w:p>
+      <w:pPr>
+        <w:pStyle w:val="ListBullet"/>
+      </w:pPr>
+      <w:r>
+        <w:rPr>
+          <w:b/>
+        </w:rPr>
+        <w:t>React 18.3.1</w:t>
+      </w:r>
+      <w:r>
+        <w:t xml:space="preserve"> — UI declarativa com hooks</w:t>
+      </w:r>
+    </w:p>
+    <w:p>
+      <w:pPr>
+        <w:pStyle w:val="ListBullet"/>
+      </w:pPr>
+      <w:r>
+        <w:rPr>
+          <w:b/>
+        </w:rPr>
+        <w:t>Vite 5.4</w:t>
+      </w:r>
+      <w:r>
+        <w:t xml:space="preserve"> — Bundler dev com hot-reload</w:t>
+      </w:r>
+    </w:p>
+    <w:p>
+      <w:pPr>
+        <w:pStyle w:val="ListBullet"/>
+      </w:pPr>
+      <w:r>
+        <w:rPr>
+          <w:b/>
+        </w:rPr>
+        <w:t>Sem libs extras</w:t>
+      </w:r>
+      <w:r>
+        <w:t xml:space="preserve"> — apenas </w:t>
+      </w:r>
+      <w:r>
+        <w:rPr>
+          <w:rFonts w:ascii="Consolas" w:hAnsi="Consolas"/>
+          <w:sz w:val="20"/>
+        </w:rPr>
+        <w:t>react</w:t>
+      </w:r>
+      <w:r>
+        <w:t xml:space="preserve"> e </w:t>
+      </w:r>
+      <w:r>
+        <w:rPr>
+          <w:rFonts w:ascii="Consolas" w:hAnsi="Consolas"/>
+          <w:sz w:val="20"/>
+        </w:rPr>
+        <w:t>react-dom</w:t>
+      </w:r>
+    </w:p>
+    <w:p>
+      <w:r>
+        <w:rPr>
+          <w:color w:val="CCCCCC"/>
+        </w:rPr>
+        <w:t>────────────────────────────────────────────────────────────</w:t>
+      </w:r>
+    </w:p>
+    <w:p>
+      <w:pPr>
+        <w:pStyle w:val="Heading2"/>
+      </w:pPr>
+      <w:r>
+        <w:rPr>
+          <w:color w:val="2E74B5"/>
+        </w:rPr>
+        <w:t>🎯 Estrutura da Interface (4 Abas)</w:t>
+      </w:r>
+    </w:p>
+    <w:p>
+      <w:pPr>
+        <w:pStyle w:val="Heading3"/>
+      </w:pPr>
+      <w:r>
+        <w:rPr>
+          <w:color w:val="1F4E79"/>
+        </w:rPr>
+        <w:t>📋 Aba 1: Consulta</w:t>
+      </w:r>
+    </w:p>
+    <w:p>
+      <w:r>
+        <w:rPr>
+          <w:b/>
+        </w:rPr>
+        <w:t>Função</w:t>
+      </w:r>
+      <w:r>
+        <w:t>: Médico insere relato e recebe triagem + RAG + síntese.</w:t>
+      </w:r>
+    </w:p>
+    <w:p>
+      <w:r>
+        <w:rPr>
+          <w:b/>
+        </w:rPr>
+        <w:t>Componentes</w:t>
+      </w:r>
+      <w:r>
+        <w:t>:</w:t>
+      </w:r>
+    </w:p>
+    <w:p>
+      <w:pPr>
+        <w:pStyle w:val="ListBullet"/>
+      </w:pPr>
+      <w:r>
+        <w:t>Textarea com relato do paciente (editável)</w:t>
+      </w:r>
+    </w:p>
+    <w:p>
+      <w:pPr>
+        <w:pStyle w:val="ListBullet"/>
+      </w:pPr>
+      <w:r>
+        <w:t xml:space="preserve">Botão </w:t>
+      </w:r>
+      <w:r>
+        <w:rPr>
+          <w:b/>
+        </w:rPr>
+        <w:t>"Iniciar consulta"</w:t>
+      </w:r>
+      <w:r>
+        <w:t xml:space="preserve"> (processa o relato)</w:t>
+      </w:r>
+    </w:p>
+    <w:p>
+      <w:pPr>
+        <w:pStyle w:val="ListBullet"/>
+      </w:pPr>
+      <w:r>
+        <w:t xml:space="preserve">Botão </w:t>
+      </w:r>
+      <w:r>
+        <w:rPr>
+          <w:b/>
+        </w:rPr>
+        <w:t>"Limpar"</w:t>
+      </w:r>
+      <w:r>
+        <w:t xml:space="preserve"> (zera textarea)</w:t>
+      </w:r>
+    </w:p>
+    <w:p>
+      <w:pPr>
+        <w:pStyle w:val="ListBullet"/>
+      </w:pPr>
+      <w:r>
+        <w:t>3 boxes de resultado:</w:t>
+      </w:r>
+    </w:p>
+    <w:p>
+      <w:pPr>
+        <w:pStyle w:val="ListBullet"/>
+      </w:pPr>
+      <w:r>
+        <w:rPr>
+          <w:b/>
+        </w:rPr>
+        <w:t>🚨 Triagem</w:t>
+      </w:r>
+      <w:r>
+        <w:t xml:space="preserve"> — categoria + justificativa + red flags + confiança</w:t>
+      </w:r>
+    </w:p>
+    <w:p>
+      <w:pPr>
+        <w:pStyle w:val="ListBullet"/>
+      </w:pPr>
+      <w:r>
+        <w:rPr>
+          <w:b/>
+        </w:rPr>
+        <w:t>📚 RAG</w:t>
+      </w:r>
+      <w:r>
+        <w:t xml:space="preserve"> — top-K trechos relevantes do ChromaDB</w:t>
+      </w:r>
+    </w:p>
+    <w:p>
+      <w:pPr>
+        <w:pStyle w:val="ListBullet"/>
+      </w:pPr>
+      <w:r>
+        <w:rPr>
+          <w:b/>
+        </w:rPr>
+        <w:t>🧠 Síntese</w:t>
+      </w:r>
+      <w:r>
+        <w:t xml:space="preserve"> — resumo + exames sugeridos + medicações</w:t>
+      </w:r>
+    </w:p>
+    <w:p>
+      <w:r>
+        <w:rPr>
+          <w:b/>
+        </w:rPr>
+        <w:t>Estado atual</w:t>
+      </w:r>
+      <w:r>
+        <w:t xml:space="preserve">: dados mockados (em </w:t>
+      </w:r>
+      <w:r>
+        <w:rPr>
+          <w:rFonts w:ascii="Consolas" w:hAnsi="Consolas"/>
+          <w:sz w:val="20"/>
+        </w:rPr>
+        <w:t>App.jsx</w:t>
+      </w:r>
+      <w:r>
+        <w:t xml:space="preserve">). Para integrar com backend, substituir </w:t>
+      </w:r>
+      <w:r>
+        <w:rPr>
+          <w:rFonts w:ascii="Consolas" w:hAnsi="Consolas"/>
+          <w:sz w:val="20"/>
+        </w:rPr>
+        <w:t>handleProcess</w:t>
+      </w:r>
+      <w:r>
+        <w:t xml:space="preserve"> por chamada à API Python.</w:t>
+      </w:r>
+    </w:p>
+    <w:p>
+      <w:pPr>
+        <w:pStyle w:val="Heading3"/>
+      </w:pPr>
+      <w:r>
+        <w:rPr>
+          <w:color w:val="1F4E79"/>
+        </w:rPr>
+        <w:t>📊 Aba 2: Auditoria</w:t>
+      </w:r>
+    </w:p>
+    <w:p>
+      <w:r>
+        <w:rPr>
+          <w:b/>
+        </w:rPr>
+        <w:t>Função</w:t>
+      </w:r>
+      <w:r>
+        <w:t>: Dashboard de logs SQLite e métricas.</w:t>
+      </w:r>
+    </w:p>
+    <w:p>
+      <w:r>
+        <w:rPr>
+          <w:b/>
+        </w:rPr>
+        <w:t>Componentes</w:t>
+      </w:r>
+      <w:r>
+        <w:t>:</w:t>
+      </w:r>
+    </w:p>
+    <w:p>
+      <w:pPr>
+        <w:pStyle w:val="ListBullet"/>
+      </w:pPr>
+      <w:r>
+        <w:t>4 cards de métricas: Total de eventos, Sessões ativas, Latência média, Custo estimado</w:t>
+      </w:r>
+    </w:p>
+    <w:p>
+      <w:pPr>
+        <w:pStyle w:val="ListBullet"/>
+      </w:pPr>
+      <w:r>
+        <w:t>Tabela de eventos recentes (hora, agente, evento, status)</w:t>
+      </w:r>
+    </w:p>
+    <w:p>
+      <w:r>
+        <w:rPr>
+          <w:b/>
+        </w:rPr>
+        <w:t>Estado atual</w:t>
+      </w:r>
+      <w:r>
+        <w:t>: dados mockados (</w:t>
+      </w:r>
+      <w:r>
+        <w:rPr>
+          <w:rFonts w:ascii="Consolas" w:hAnsi="Consolas"/>
+          <w:sz w:val="20"/>
+        </w:rPr>
+        <w:t>mockMetrics</w:t>
+      </w:r>
+      <w:r>
+        <w:t xml:space="preserve">, </w:t>
+      </w:r>
+      <w:r>
+        <w:rPr>
+          <w:rFonts w:ascii="Consolas" w:hAnsi="Consolas"/>
+          <w:sz w:val="20"/>
+        </w:rPr>
+        <w:t>auditEvents</w:t>
+      </w:r>
+      <w:r>
+        <w:t xml:space="preserve">). Conectar com </w:t>
+      </w:r>
+      <w:r>
+        <w:rPr>
+          <w:rFonts w:ascii="Consolas" w:hAnsi="Consolas"/>
+          <w:sz w:val="20"/>
+        </w:rPr>
+        <w:t>src/logging/dashboard.py</w:t>
+      </w:r>
+      <w:r>
+        <w:t xml:space="preserve"> para dados reais.</w:t>
+      </w:r>
+    </w:p>
+    <w:p>
+      <w:pPr>
+        <w:pStyle w:val="Heading3"/>
+      </w:pPr>
+      <w:r>
+        <w:rPr>
+          <w:color w:val="1F4E79"/>
+        </w:rPr>
+        <w:t>📁 Aba 3: Documentos</w:t>
+      </w:r>
+    </w:p>
+    <w:p>
+      <w:r>
+        <w:rPr>
+          <w:b/>
+        </w:rPr>
+        <w:t>Função</w:t>
+      </w:r>
+      <w:r>
+        <w:t>: Lista de PDFs gerados pelo sistema.</w:t>
+      </w:r>
+    </w:p>
+    <w:p>
+      <w:r>
+        <w:rPr>
+          <w:b/>
+        </w:rPr>
+        <w:t>Componentes</w:t>
+      </w:r>
+      <w:r>
+        <w:t>:</w:t>
+      </w:r>
+    </w:p>
+    <w:p>
+      <w:pPr>
+        <w:pStyle w:val="ListBullet"/>
+      </w:pPr>
+      <w:r>
+        <w:t>Cards por documento (nome, data, tamanho)</w:t>
+      </w:r>
+    </w:p>
+    <w:p>
+      <w:pPr>
+        <w:pStyle w:val="ListBullet"/>
+      </w:pPr>
+      <w:r>
+        <w:t>Background gradient</w:t>
+      </w:r>
+    </w:p>
+    <w:p>
+      <w:r>
+        <w:rPr>
+          <w:b/>
+        </w:rPr>
+        <w:t>Estado atual</w:t>
+      </w:r>
+      <w:r>
+        <w:t>: dados mockados (</w:t>
+      </w:r>
+      <w:r>
+        <w:rPr>
+          <w:rFonts w:ascii="Consolas" w:hAnsi="Consolas"/>
+          <w:sz w:val="20"/>
+        </w:rPr>
+        <w:t>documents</w:t>
+      </w:r>
+      <w:r>
+        <w:t xml:space="preserve">). Integrar com </w:t>
+      </w:r>
+      <w:r>
+        <w:rPr>
+          <w:rFonts w:ascii="Consolas" w:hAnsi="Consolas"/>
+          <w:sz w:val="20"/>
+        </w:rPr>
+        <w:t>src/docs/generator.py</w:t>
+      </w:r>
+      <w:r>
+        <w:t>.</w:t>
+      </w:r>
+    </w:p>
+    <w:p>
+      <w:pPr>
+        <w:pStyle w:val="Heading3"/>
+      </w:pPr>
+      <w:r>
+        <w:rPr>
+          <w:color w:val="1F4E79"/>
+        </w:rPr>
+        <w:t>⚙️ Aba 4: Config</w:t>
+      </w:r>
+    </w:p>
+    <w:p>
+      <w:r>
+        <w:rPr>
+          <w:b/>
+        </w:rPr>
+        <w:t>Função</w:t>
+      </w:r>
+      <w:r>
+        <w:t>: Informações do sistema.</w:t>
+      </w:r>
+    </w:p>
+    <w:p>
+      <w:r>
+        <w:rPr>
+          <w:b/>
+        </w:rPr>
+        <w:t>Componentes</w:t>
+      </w:r>
+      <w:r>
+        <w:t>:</w:t>
+      </w:r>
+    </w:p>
+    <w:p>
+      <w:pPr>
+        <w:pStyle w:val="ListBullet"/>
+      </w:pPr>
+      <w:r>
+        <w:t>Tabela com 6 linhas: Modelo, Status do RAG, Banco, Documentos, Frontend, GitHub</w:t>
+      </w:r>
+    </w:p>
+    <w:p>
+      <w:r>
+        <w:rPr>
+          <w:b/>
+        </w:rPr>
+        <w:t>Estado atual</w:t>
+      </w:r>
+      <w:r>
+        <w:t>: hardcoded (</w:t>
+      </w:r>
+      <w:r>
+        <w:rPr>
+          <w:rFonts w:ascii="Consolas" w:hAnsi="Consolas"/>
+          <w:sz w:val="20"/>
+        </w:rPr>
+        <w:t>systemInfo</w:t>
+      </w:r>
+      <w:r>
+        <w:t xml:space="preserve">). Pode ser alimentado por endpoint </w:t>
+      </w:r>
+      <w:r>
+        <w:rPr>
+          <w:rFonts w:ascii="Consolas" w:hAnsi="Consolas"/>
+          <w:sz w:val="20"/>
+        </w:rPr>
+        <w:t>/api/info</w:t>
+      </w:r>
+      <w:r>
+        <w:t>.</w:t>
+      </w:r>
+    </w:p>
+    <w:p>
+      <w:r>
+        <w:rPr>
+          <w:color w:val="CCCCCC"/>
+        </w:rPr>
+        <w:t>────────────────────────────────────────────────────────────</w:t>
+      </w:r>
+    </w:p>
+    <w:p>
+      <w:pPr>
+        <w:pStyle w:val="Heading2"/>
+      </w:pPr>
+      <w:r>
+        <w:rPr>
+          <w:color w:val="2E74B5"/>
+        </w:rPr>
+        <w:t>🔐 Autenticação</w:t>
+      </w:r>
+    </w:p>
+    <w:p>
+      <w:r>
+        <w:rPr>
+          <w:b/>
+        </w:rPr>
+        <w:t>Estado atual</w:t>
+      </w:r>
+      <w:r>
+        <w:t>: client-side (mock)</w:t>
+      </w:r>
+    </w:p>
+    <w:p>
+      <w:r>
+        <w:rPr>
+          <w:rFonts w:ascii="Consolas" w:hAnsi="Consolas"/>
+          <w:sz w:val="18"/>
+        </w:rPr>
+        <w:t>// App.jsx (linha 35)</w:t>
+        <w:br/>
+        <w:t>const [login, setLogin] = useState({ username: 'medico', password: 'demo123' });</w:t>
+        <w:br/>
+        <w:br/>
+        <w:t>const canLogin = useMemo(</w:t>
+        <w:br/>
+        <w:t xml:space="preserve">  () =&gt; login.username === 'medico' &amp;&amp; login.password === 'demo123',</w:t>
+        <w:br/>
+        <w:t xml:space="preserve">  [login]</w:t>
+        <w:br/>
+        <w:t>);</w:t>
+      </w:r>
+    </w:p>
+    <w:p>
+      <w:r>
+        <w:rPr>
+          <w:b/>
+        </w:rPr>
+        <w:t>Credenciais padrão</w:t>
+      </w:r>
+      <w:r>
+        <w:t>:</w:t>
+      </w:r>
+    </w:p>
+    <w:p>
+      <w:pPr>
+        <w:pStyle w:val="ListBullet"/>
+      </w:pPr>
+      <w:r>
+        <w:t xml:space="preserve">Usuário: </w:t>
+      </w:r>
+      <w:r>
+        <w:rPr>
+          <w:rFonts w:ascii="Consolas" w:hAnsi="Consolas"/>
+          <w:sz w:val="20"/>
+        </w:rPr>
+        <w:t>medico</w:t>
+      </w:r>
+    </w:p>
+    <w:p>
+      <w:pPr>
+        <w:pStyle w:val="ListBullet"/>
+      </w:pPr>
+      <w:r>
+        <w:t xml:space="preserve">Senha: </w:t>
+      </w:r>
+      <w:r>
+        <w:rPr>
+          <w:rFonts w:ascii="Consolas" w:hAnsi="Consolas"/>
+          <w:sz w:val="20"/>
+        </w:rPr>
+        <w:t>demo123</w:t>
+      </w:r>
+    </w:p>
+    <w:p>
+      <w:r>
+        <w:rPr>
+          <w:b/>
+        </w:rPr>
+        <w:t>Para produção</w:t>
+      </w:r>
+      <w:r>
+        <w:t>, substituir por:</w:t>
+      </w:r>
+    </w:p>
+    <w:p>
+      <w:pPr>
+        <w:pStyle w:val="ListBullet"/>
+      </w:pPr>
+      <w:r>
+        <w:t>JWT com backend Python (</w:t>
+      </w:r>
+      <w:r>
+        <w:rPr>
+          <w:rFonts w:ascii="Consolas" w:hAnsi="Consolas"/>
+          <w:sz w:val="20"/>
+        </w:rPr>
+        <w:t>src/auth/</w:t>
+      </w:r>
+      <w:r>
+        <w:t>)</w:t>
+      </w:r>
+    </w:p>
+    <w:p>
+      <w:pPr>
+        <w:pStyle w:val="ListBullet"/>
+      </w:pPr>
+      <w:r>
+        <w:t>OAuth2 (Google/Microsoft)</w:t>
+      </w:r>
+    </w:p>
+    <w:p>
+      <w:pPr>
+        <w:pStyle w:val="ListBullet"/>
+      </w:pPr>
+      <w:r>
+        <w:t>Integração com SSO do hospital</w:t>
+      </w:r>
+    </w:p>
+    <w:p>
+      <w:r>
+        <w:rPr>
+          <w:color w:val="CCCCCC"/>
+        </w:rPr>
+        <w:t>────────────────────────────────────────────────────────────</w:t>
+      </w:r>
+    </w:p>
+    <w:p>
+      <w:pPr>
+        <w:pStyle w:val="Heading2"/>
+      </w:pPr>
+      <w:r>
+        <w:rPr>
+          <w:color w:val="2E74B5"/>
+        </w:rPr>
+        <w:t>🛠️ Customizações Comuns</w:t>
+      </w:r>
+    </w:p>
+    <w:p>
+      <w:pPr>
+        <w:pStyle w:val="Heading3"/>
+      </w:pPr>
+      <w:r>
+        <w:rPr>
+          <w:color w:val="1F4E79"/>
+        </w:rPr>
+        <w:t>Mudar porta (dev)</w:t>
+      </w:r>
+    </w:p>
+    <w:p>
+      <w:r>
+        <w:t xml:space="preserve">Editar </w:t>
+      </w:r>
+      <w:r>
+        <w:rPr>
+          <w:rFonts w:ascii="Consolas" w:hAnsi="Consolas"/>
+          <w:sz w:val="20"/>
+        </w:rPr>
+        <w:t>frontend/vite.config.js</w:t>
+      </w:r>
+      <w:r>
+        <w:t>:</w:t>
+      </w:r>
+    </w:p>
+    <w:p>
+      <w:r>
+        <w:rPr>
+          <w:rFonts w:ascii="Consolas" w:hAnsi="Consolas"/>
+          <w:sz w:val="18"/>
+        </w:rPr>
+        <w:t>export default defineConfig({</w:t>
+        <w:br/>
+        <w:t xml:space="preserve">  server: {</w:t>
+        <w:br/>
+        <w:t xml:space="preserve">    host: '127.0.0.1',</w:t>
+        <w:br/>
+        <w:t xml:space="preserve">    port: 3000,  // ← mudar aqui</w:t>
+        <w:br/>
+        <w:t xml:space="preserve">  },</w:t>
+        <w:br/>
+        <w:t>});</w:t>
+      </w:r>
+    </w:p>
+    <w:p>
+      <w:pPr>
+        <w:pStyle w:val="Heading3"/>
+      </w:pPr>
+      <w:r>
+        <w:rPr>
+          <w:color w:val="1F4E79"/>
+        </w:rPr>
+        <w:t>Mudar tema (cores)</w:t>
+      </w:r>
+    </w:p>
+    <w:p>
+      <w:r>
+        <w:t xml:space="preserve">Editar </w:t>
+      </w:r>
+      <w:r>
+        <w:rPr>
+          <w:rFonts w:ascii="Consolas" w:hAnsi="Consolas"/>
+          <w:sz w:val="20"/>
+        </w:rPr>
+        <w:t>frontend/src/styles.css</w:t>
+      </w:r>
+      <w:r>
+        <w:t xml:space="preserve"> (linha 1-10):</w:t>
+      </w:r>
+    </w:p>
+    <w:p>
+      <w:r>
+        <w:rPr>
+          <w:rFonts w:ascii="Consolas" w:hAnsi="Consolas"/>
+          <w:sz w:val="18"/>
+        </w:rPr>
+        <w:t>:root {</w:t>
+        <w:br/>
+        <w:t xml:space="preserve">  background: #0b1220;  /* cor de fundo dark */</w:t>
+        <w:br/>
+        <w:t xml:space="preserve">  color: #e5eefb;       /* cor de texto */</w:t>
+        <w:br/>
+        <w:t>}</w:t>
+      </w:r>
+    </w:p>
+    <w:p>
+      <w:pPr>
+        <w:pStyle w:val="Heading3"/>
+      </w:pPr>
+      <w:r>
+        <w:rPr>
+          <w:color w:val="1F4E79"/>
+        </w:rPr>
+        <w:t>Adicionar nova aba</w:t>
+      </w:r>
+    </w:p>
+    <w:p>
+      <w:r>
+        <w:t xml:space="preserve">Em </w:t>
+      </w:r>
+      <w:r>
+        <w:rPr>
+          <w:rFonts w:ascii="Consolas" w:hAnsi="Consolas"/>
+          <w:sz w:val="20"/>
+        </w:rPr>
+        <w:t>App.jsx</w:t>
+      </w:r>
+      <w:r>
+        <w:t>:</w:t>
+      </w:r>
+    </w:p>
+    <w:p>
+      <w:r>
+        <w:rPr>
+          <w:rFonts w:ascii="Consolas" w:hAnsi="Consolas"/>
+          <w:sz w:val="18"/>
+        </w:rPr>
+        <w:t>// 1. Adicionar no array</w:t>
+        <w:br/>
+        <w:t>{['consulta', 'auditoria', 'documentos', 'config', 'relatorios'].map(...)}</w:t>
+        <w:br/>
+        <w:br/>
+        <w:t>// 2. Criar conteúdo</w:t>
+        <w:br/>
+        <w:t>relatorios: (</w:t>
+        <w:br/>
+        <w:t xml:space="preserve">  &lt;div className="panel"&gt;</w:t>
+        <w:br/>
+        <w:t xml:space="preserve">    &lt;h3&gt;Relatórios&lt;/h3&gt;</w:t>
+        <w:br/>
+        <w:t xml:space="preserve">    ...</w:t>
+        <w:br/>
+        <w:t xml:space="preserve">  &lt;/div&gt;</w:t>
+        <w:br/>
+        <w:t>)</w:t>
+      </w:r>
+    </w:p>
+    <w:p>
+      <w:pPr>
+        <w:pStyle w:val="Heading3"/>
+      </w:pPr>
+      <w:r>
+        <w:rPr>
+          <w:color w:val="1F4E79"/>
+        </w:rPr>
+        <w:t>Build de produção</w:t>
+      </w:r>
+    </w:p>
+    <w:p>
+      <w:r>
+        <w:rPr>
+          <w:rFonts w:ascii="Consolas" w:hAnsi="Consolas"/>
+          <w:sz w:val="18"/>
+        </w:rPr>
+        <w:t>cd frontend</w:t>
+        <w:br/>
+        <w:t>npm run build</w:t>
+        <w:br/>
+        <w:t># Gera dist/ pronto pra deploy</w:t>
+      </w:r>
+    </w:p>
+    <w:p>
+      <w:r>
+        <w:t>Para servir o build:</w:t>
+      </w:r>
+    </w:p>
+    <w:p>
+      <w:r>
+        <w:rPr>
+          <w:rFonts w:ascii="Consolas" w:hAnsi="Consolas"/>
+          <w:sz w:val="18"/>
+        </w:rPr>
+        <w:t>npm run preview -- --host 127.0.0.1 --port 4173</w:t>
+        <w:br/>
+        <w:t># Abre em http://127.0.0.1:4173</w:t>
+      </w:r>
+    </w:p>
+    <w:p>
+      <w:r>
+        <w:rPr>
+          <w:color w:val="CCCCCC"/>
+        </w:rPr>
+        <w:t>────────────────────────────────────────────────────────────</w:t>
+      </w:r>
+    </w:p>
+    <w:p>
+      <w:pPr>
+        <w:pStyle w:val="Heading2"/>
+      </w:pPr>
+      <w:r>
+        <w:rPr>
+          <w:color w:val="2E74B5"/>
+        </w:rPr>
+        <w:t>🔌 Integração com Backend Python</w:t>
+      </w:r>
+    </w:p>
+    <w:p>
+      <w:r>
+        <w:rPr>
+          <w:b/>
+        </w:rPr>
+        <w:t>Estado atual</w:t>
+      </w:r>
+      <w:r>
+        <w:t>: frontend standalone com mocks.</w:t>
+      </w:r>
+    </w:p>
+    <w:p>
+      <w:r>
+        <w:rPr>
+          <w:b/>
+        </w:rPr>
+        <w:t>Para conectar com backend</w:t>
+      </w:r>
+      <w:r>
+        <w:t xml:space="preserve"> (próximo passo):</w:t>
+      </w:r>
+    </w:p>
+    <w:p>
+      <w:pPr>
+        <w:pStyle w:val="Heading3"/>
+      </w:pPr>
+      <w:r>
+        <w:rPr>
+          <w:color w:val="1F4E79"/>
+        </w:rPr>
+        <w:t>1. Criar API em Python (FastAPI/Flask)</w:t>
+      </w:r>
+    </w:p>
+    <w:p>
+      <w:r>
+        <w:rPr>
+          <w:rFonts w:ascii="Consolas" w:hAnsi="Consolas"/>
+          <w:sz w:val="18"/>
+        </w:rPr>
+        <w:t># src/api/server.py</w:t>
+        <w:br/>
+        <w:t>from fastapi import FastAPI</w:t>
+        <w:br/>
+        <w:t>from src.agents.triagem import TriagemAgent</w:t>
+        <w:br/>
+        <w:br/>
+        <w:t>app = FastAPI()</w:t>
+        <w:br/>
+        <w:br/>
+        <w:t>@app.post("/api/consulta")</w:t>
+        <w:br/>
+        <w:t>async def consulta(relato: str):</w:t>
+        <w:br/>
+        <w:t xml:space="preserve">    # Roda LangGraph com RAG + LLM</w:t>
+        <w:br/>
+        <w:t xml:space="preserve">    resultado = await run_pipeline(relato)</w:t>
+        <w:br/>
+        <w:t xml:space="preserve">    return resultado</w:t>
+      </w:r>
+    </w:p>
+    <w:p>
+      <w:pPr>
+        <w:pStyle w:val="Heading3"/>
+      </w:pPr>
+      <w:r>
+        <w:rPr>
+          <w:color w:val="1F4E79"/>
+        </w:rPr>
+        <w:t>2. Chamar API no React</w:t>
+      </w:r>
+    </w:p>
+    <w:p>
+      <w:r>
+        <w:rPr>
+          <w:rFonts w:ascii="Consolas" w:hAnsi="Consolas"/>
+          <w:sz w:val="18"/>
+        </w:rPr>
+        <w:t>// App.jsx</w:t>
+        <w:br/>
+        <w:t>const handleProcess = async () =&gt; {</w:t>
+        <w:br/>
+        <w:t xml:space="preserve">  const response = await fetch('http://localhost:8000/api/consulta', {</w:t>
+        <w:br/>
+        <w:t xml:space="preserve">    method: 'POST',</w:t>
+        <w:br/>
+        <w:t xml:space="preserve">    headers: { 'Content-Type': 'application/json' },</w:t>
+        <w:br/>
+        <w:t xml:space="preserve">    body: JSON.stringify({ relato }),</w:t>
+        <w:br/>
+        <w:t xml:space="preserve">  });</w:t>
+        <w:br/>
+        <w:t xml:space="preserve">  const data = await response.json();</w:t>
+        <w:br/>
+        <w:t xml:space="preserve">  setResult(data);</w:t>
+        <w:br/>
+        <w:t>};</w:t>
+      </w:r>
+    </w:p>
+    <w:p>
+      <w:pPr>
+        <w:pStyle w:val="Heading3"/>
+      </w:pPr>
+      <w:r>
+        <w:rPr>
+          <w:color w:val="1F4E79"/>
+        </w:rPr>
+        <w:t>3. Habilitar CORS</w:t>
+      </w:r>
+    </w:p>
+    <w:p>
+      <w:r>
+        <w:rPr>
+          <w:rFonts w:ascii="Consolas" w:hAnsi="Consolas"/>
+          <w:sz w:val="18"/>
+        </w:rPr>
+        <w:t># src/api/server.py</w:t>
+        <w:br/>
+        <w:t>from fastapi.middleware.cors import CORSMiddleware</w:t>
+        <w:br/>
+        <w:br/>
+        <w:t>app.add_middleware(</w:t>
+        <w:br/>
+        <w:t xml:space="preserve">    CORSMiddleware,</w:t>
+        <w:br/>
+        <w:t xml:space="preserve">    allow_origins=["http://localhost:3000"],</w:t>
+        <w:br/>
+        <w:t xml:space="preserve">    allow_methods=["*"],</w:t>
+        <w:br/>
+        <w:t xml:space="preserve">    allow_headers=["*"],</w:t>
+        <w:br/>
+        <w:t>)</w:t>
       </w:r>
     </w:p>
     <w:p>
@@ -97,7 +1182,7 @@
         <w:t>Vantagens</w:t>
       </w:r>
       <w:r>
-        <w:t>: gratuito, sem limite de tempo, baixo risco de segurança</w:t>
+        <w:t>: gratuito, sem limite de tempo</w:t>
       </w:r>
     </w:p>
     <w:p>
@@ -178,7 +1263,32 @@
         <w:br/>
         <w:t>→ Regras de entrada → Nova regra</w:t>
         <w:br/>
-        <w:t>→ Porta 7860 → Permitir conexão</w:t>
+        <w:t>→ Porta 3000 → Permitir conexão</w:t>
+      </w:r>
+    </w:p>
+    <w:p>
+      <w:pPr>
+        <w:pStyle w:val="ListNumber"/>
+      </w:pPr>
+      <w:r>
+        <w:rPr>
+          <w:b/>
+        </w:rPr>
+        <w:t>Rodar Vite com --host 0.0.0.0</w:t>
+      </w:r>
+      <w:r>
+        <w:t>:</w:t>
+      </w:r>
+    </w:p>
+    <w:p>
+      <w:r>
+        <w:rPr>
+          <w:rFonts w:ascii="Consolas" w:hAnsi="Consolas"/>
+          <w:sz w:val="18"/>
+        </w:rPr>
+        <w:t>cd frontend</w:t>
+        <w:br/>
+        <w:t>npm run dev -- --host 0.0.0.0 --port 3000</w:t>
       </w:r>
     </w:p>
     <w:p>
@@ -201,7 +1311,7 @@
           <w:rFonts w:ascii="Consolas" w:hAnsi="Consolas"/>
           <w:sz w:val="18"/>
         </w:rPr>
-        <w:t>http://192.168.X.X:7860</w:t>
+        <w:t>http://192.168.X.X:3000</w:t>
       </w:r>
     </w:p>
     <w:p>
@@ -212,7 +1322,55 @@
         <w:rPr>
           <w:color w:val="1F4E79"/>
         </w:rPr>
-        <w:t>Opção 2: URL Pública (share=True)</w:t>
+        <w:t>Opção 2: Build + deploy em servidor</w:t>
+      </w:r>
+    </w:p>
+    <w:p>
+      <w:r>
+        <w:rPr>
+          <w:rFonts w:ascii="Consolas" w:hAnsi="Consolas"/>
+          <w:sz w:val="18"/>
+        </w:rPr>
+        <w:t>cd frontend</w:t>
+        <w:br/>
+        <w:t>npm run build</w:t>
+        <w:br/>
+        <w:t># Copiar pasta dist/ pro servidor (nginx, Apache, etc.)</w:t>
+      </w:r>
+    </w:p>
+    <w:p>
+      <w:r>
+        <w:t>Configuração nginx exemplo:</w:t>
+      </w:r>
+    </w:p>
+    <w:p>
+      <w:r>
+        <w:rPr>
+          <w:rFonts w:ascii="Consolas" w:hAnsi="Consolas"/>
+          <w:sz w:val="18"/>
+        </w:rPr>
+        <w:t>server {</w:t>
+        <w:br/>
+        <w:t xml:space="preserve">  listen 80;</w:t>
+        <w:br/>
+        <w:t xml:space="preserve">  server_name assistente.exemplo.com;</w:t>
+        <w:br/>
+        <w:t xml:space="preserve">  root /var/www/assistente/dist;</w:t>
+        <w:br/>
+        <w:t xml:space="preserve">  index index.html;</w:t>
+        <w:br/>
+        <w:t>}</w:t>
+      </w:r>
+    </w:p>
+    <w:p>
+      <w:pPr>
+        <w:pStyle w:val="Heading3"/>
+      </w:pPr>
+      <w:r>
+        <w:rPr>
+          <w:color w:val="1F4E79"/>
+        </w:rPr>
+        <w:t>Opção 3: HuggingFace Spaces (Static)</w:t>
       </w:r>
     </w:p>
     <w:p>
@@ -223,7 +1381,7 @@
         <w:t>Vantagens</w:t>
       </w:r>
       <w:r>
-        <w:t>: funciona em qualquer rede 4G/5G</w:t>
+        <w:t>: URL permanente, grátis</w:t>
       </w:r>
     </w:p>
     <w:p>
@@ -234,282 +1392,7 @@
         <w:t>Quando usar</w:t>
       </w:r>
       <w:r>
-        <w:t>: demo pra equipe, vídeo do Tech Challenge, mostrar pra avaliador</w:t>
-      </w:r>
-    </w:p>
-    <w:p>
-      <w:r>
-        <w:rPr>
-          <w:b/>
-        </w:rPr>
-        <w:t>Como ativar</w:t>
-      </w:r>
-      <w:r>
-        <w:t>:</w:t>
-      </w:r>
-    </w:p>
-    <w:p>
-      <w:r>
-        <w:rPr>
-          <w:rFonts w:ascii="Consolas" w:hAnsi="Consolas"/>
-          <w:sz w:val="18"/>
-        </w:rPr>
-        <w:t># src/ui/gradio_app.py, última linha:</w:t>
-        <w:br/>
-        <w:t>demo.launch(share=True, ...)  # ← mudar pra True</w:t>
-      </w:r>
-    </w:p>
-    <w:p>
-      <w:r>
-        <w:rPr>
-          <w:b/>
-        </w:rPr>
-        <w:t>O que acontece</w:t>
-      </w:r>
-      <w:r>
-        <w:t>:</w:t>
-      </w:r>
-    </w:p>
-    <w:p>
-      <w:pPr>
-        <w:pStyle w:val="ListBullet"/>
-      </w:pPr>
-      <w:r>
-        <w:t>Gradio cria servidor local</w:t>
-      </w:r>
-    </w:p>
-    <w:p>
-      <w:pPr>
-        <w:pStyle w:val="ListBullet"/>
-      </w:pPr>
-      <w:r>
-        <w:t xml:space="preserve">Cria túnel via </w:t>
-      </w:r>
-      <w:r>
-        <w:rPr>
-          <w:rFonts w:ascii="Consolas" w:hAnsi="Consolas"/>
-          <w:sz w:val="20"/>
-        </w:rPr>
-        <w:t>gradio.live</w:t>
-      </w:r>
-    </w:p>
-    <w:p>
-      <w:pPr>
-        <w:pStyle w:val="ListBullet"/>
-      </w:pPr>
-      <w:r>
-        <w:t xml:space="preserve">Imprime URL tipo: </w:t>
-      </w:r>
-      <w:r>
-        <w:rPr>
-          <w:rFonts w:ascii="Consolas" w:hAnsi="Consolas"/>
-          <w:sz w:val="20"/>
-        </w:rPr>
-        <w:t>https://abc123def.gradio.live</w:t>
-      </w:r>
-    </w:p>
-    <w:p>
-      <w:pPr>
-        <w:pStyle w:val="ListBullet"/>
-      </w:pPr>
-      <w:r>
-        <w:t>URL funciona em qualquer celular/PC do mundo</w:t>
-      </w:r>
-    </w:p>
-    <w:p>
-      <w:pPr>
-        <w:pStyle w:val="ListBullet"/>
-      </w:pPr>
-      <w:r>
-        <w:rPr>
-          <w:b/>
-        </w:rPr>
-        <w:t>Expira em72h</w:t>
-      </w:r>
-    </w:p>
-    <w:p>
-      <w:pPr>
-        <w:pStyle w:val="Heading3"/>
-      </w:pPr>
-      <w:r>
-        <w:rPr>
-          <w:color w:val="1F4E79"/>
-        </w:rPr>
-        <w:t>Opção 3: Deploy Permanente (HuggingFace Spaces - GRÁTIS)</w:t>
-      </w:r>
-    </w:p>
-    <w:p>
-      <w:r>
-        <w:rPr>
-          <w:b/>
-        </w:rPr>
-        <w:t>Vantagens</w:t>
-      </w:r>
-      <w:r>
-        <w:t>: URL permanente, sem expirar, gratuito, escalável</w:t>
-      </w:r>
-    </w:p>
-    <w:p>
-      <w:r>
-        <w:rPr>
-          <w:b/>
-        </w:rPr>
-        <w:t>Quando usar</w:t>
-      </w:r>
-      <w:r>
-        <w:t>: deploy de longa duração</w:t>
-      </w:r>
-    </w:p>
-    <w:p>
-      <w:r>
-        <w:rPr>
-          <w:b/>
-        </w:rPr>
-        <w:t>Como fazer</w:t>
-      </w:r>
-      <w:r>
-        <w:t xml:space="preserve"> (resumido):</w:t>
-      </w:r>
-    </w:p>
-    <w:p>
-      <w:pPr>
-        <w:pStyle w:val="ListNumber"/>
-      </w:pPr>
-      <w:r>
-        <w:t>Criar conta: https://huggingface.co/</w:t>
-      </w:r>
-    </w:p>
-    <w:p>
-      <w:pPr>
-        <w:pStyle w:val="ListNumber"/>
-      </w:pPr>
-      <w:r>
-        <w:t>Criar Space: https://huggingface.co/new-space</w:t>
-      </w:r>
-    </w:p>
-    <w:p>
-      <w:pPr>
-        <w:pStyle w:val="ListNumber"/>
-      </w:pPr>
-      <w:r>
-        <w:t>Upload de:</w:t>
-      </w:r>
-    </w:p>
-    <w:p>
-      <w:pPr>
-        <w:pStyle w:val="ListBullet"/>
-      </w:pPr>
-      <w:r>
-        <w:rPr>
-          <w:rFonts w:ascii="Consolas" w:hAnsi="Consolas"/>
-          <w:sz w:val="20"/>
-        </w:rPr>
-        <w:t>src/ui/gradio_app.py</w:t>
-      </w:r>
-      <w:r>
-        <w:t xml:space="preserve"> → renomear pra </w:t>
-      </w:r>
-      <w:r>
-        <w:rPr>
-          <w:rFonts w:ascii="Consolas" w:hAnsi="Consolas"/>
-          <w:sz w:val="20"/>
-        </w:rPr>
-        <w:t>app.py</w:t>
-      </w:r>
-    </w:p>
-    <w:p>
-      <w:pPr>
-        <w:pStyle w:val="ListBullet"/>
-      </w:pPr>
-      <w:r>
-        <w:rPr>
-          <w:rFonts w:ascii="Consolas" w:hAnsi="Consolas"/>
-          <w:sz w:val="20"/>
-        </w:rPr>
-        <w:t>requirements.txt</w:t>
-      </w:r>
-      <w:r>
-        <w:t xml:space="preserve"> (gerar abaixo)</w:t>
-      </w:r>
-    </w:p>
-    <w:p>
-      <w:pPr>
-        <w:pStyle w:val="ListNumber"/>
-      </w:pPr>
-      <w:r>
-        <w:t xml:space="preserve">URL final: </w:t>
-      </w:r>
-      <w:r>
-        <w:rPr>
-          <w:rFonts w:ascii="Consolas" w:hAnsi="Consolas"/>
-          <w:sz w:val="20"/>
-        </w:rPr>
-        <w:t>https://huggingface.co/spaces/seu-user/assistente-medico</w:t>
-      </w:r>
-    </w:p>
-    <w:p>
-      <w:r>
-        <w:t xml:space="preserve">| </w:t>
-      </w:r>
-      <w:r>
-        <w:rPr>
-          <w:rFonts w:ascii="Consolas" w:hAnsi="Consolas"/>
-          <w:sz w:val="20"/>
-        </w:rPr>
-        <w:t>requirements.txt</w:t>
-      </w:r>
-      <w:r>
-        <w:t xml:space="preserve"> mínimo:</w:t>
-      </w:r>
-    </w:p>
-    <w:p>
-      <w:r>
-        <w:rPr>
-          <w:rFonts w:ascii="Consolas" w:hAnsi="Consolas"/>
-          <w:sz w:val="18"/>
-        </w:rPr>
-        <w:t>gradio==4.44.0</w:t>
-        <w:br/>
-        <w:t>huggingface_hub&lt;0.24</w:t>
-        <w:br/>
-        <w:t>chromadb==0.5.5</w:t>
-        <w:br/>
-        <w:t>sentence-transformers</w:t>
-        <w:br/>
-        <w:t>loguru</w:t>
-      </w:r>
-    </w:p>
-    <w:p>
-      <w:pPr>
-        <w:pStyle w:val="Heading3"/>
-      </w:pPr>
-      <w:r>
-        <w:rPr>
-          <w:color w:val="1F4E79"/>
-        </w:rPr>
-        <w:t>Opção 4: Google Colab (para testes)</w:t>
-      </w:r>
-    </w:p>
-    <w:p>
-      <w:r>
-        <w:rPr>
-          <w:b/>
-        </w:rPr>
-        <w:t>Vantagens</w:t>
-      </w:r>
-      <w:r>
-        <w:t>: GPU A100 grátis, fácil de demonstrar, rápido pra testar</w:t>
-      </w:r>
-    </w:p>
-    <w:p>
-      <w:r>
-        <w:rPr>
-          <w:b/>
-        </w:rPr>
-        <w:t>Quando usar</w:t>
-      </w:r>
-      <w:r>
-        <w:t>: desenvolvimento, demonstração para equipe, validação de modelo</w:t>
+        <w:t>: deploy de longa duração para equipe</w:t>
       </w:r>
     </w:p>
     <w:p>
@@ -528,14 +1411,7 @@
         <w:pStyle w:val="ListNumber"/>
       </w:pPr>
       <w:r>
-        <w:t xml:space="preserve">Abra o notebook: </w:t>
-      </w:r>
-      <w:r>
-        <w:rPr>
-          <w:rFonts w:ascii="Consolas" w:hAnsi="Consolas"/>
-          <w:sz w:val="20"/>
-        </w:rPr>
-        <w:t>notebooks/rodarcolab.ipynb</w:t>
+        <w:t>Criar Space Static em https://huggingface.co/new-space</w:t>
       </w:r>
     </w:p>
     <w:p>
@@ -543,7 +1419,27 @@
         <w:pStyle w:val="ListNumber"/>
       </w:pPr>
       <w:r>
-        <w:t>Execute as células em ordem</w:t>
+        <w:t xml:space="preserve">Upload do conteúdo de </w:t>
+      </w:r>
+      <w:r>
+        <w:rPr>
+          <w:rFonts w:ascii="Consolas" w:hAnsi="Consolas"/>
+          <w:sz w:val="20"/>
+        </w:rPr>
+        <w:t>frontend/dist/</w:t>
+      </w:r>
+      <w:r>
+        <w:t xml:space="preserve"> (gerado por </w:t>
+      </w:r>
+      <w:r>
+        <w:rPr>
+          <w:rFonts w:ascii="Consolas" w:hAnsi="Consolas"/>
+          <w:sz w:val="20"/>
+        </w:rPr>
+        <w:t>npm run build</w:t>
+      </w:r>
+      <w:r>
+        <w:t>)</w:t>
       </w:r>
     </w:p>
     <w:p>
@@ -551,847 +1447,14 @@
         <w:pStyle w:val="ListNumber"/>
       </w:pPr>
       <w:r>
-        <w:t>O notebook cuida de:</w:t>
-      </w:r>
-    </w:p>
-    <w:p>
-      <w:pPr>
-        <w:pStyle w:val="ListBullet"/>
-      </w:pPr>
-      <w:r>
-        <w:t>Montar Google Drive</w:t>
-      </w:r>
-    </w:p>
-    <w:p>
-      <w:pPr>
-        <w:pStyle w:val="ListBullet"/>
-      </w:pPr>
-      <w:r>
-        <w:t>Instalar dependências</w:t>
-      </w:r>
-    </w:p>
-    <w:p>
-      <w:pPr>
-        <w:pStyle w:val="ListBullet"/>
-      </w:pPr>
-      <w:r>
-        <w:t>Clonar repositório</w:t>
-      </w:r>
-    </w:p>
-    <w:p>
-      <w:pPr>
-        <w:pStyle w:val="ListBullet"/>
-      </w:pPr>
-      <w:r>
-        <w:t>Copiar modelo LoRA</w:t>
-      </w:r>
-    </w:p>
-    <w:p>
-      <w:pPr>
-        <w:pStyle w:val="ListBullet"/>
-      </w:pPr>
-      <w:r>
-        <w:t>Indexar RAG (ChatBulário)</w:t>
-      </w:r>
-    </w:p>
-    <w:p>
-      <w:pPr>
-        <w:pStyle w:val="ListBullet"/>
-      </w:pPr>
-      <w:r>
-        <w:t>Subir UI</w:t>
-      </w:r>
-    </w:p>
-    <w:p>
-      <w:r>
-        <w:rPr>
-          <w:b/>
-        </w:rPr>
-        <w:t>⚠️ IMPORTANTE</w:t>
-      </w:r>
-      <w:r>
-        <w:t>: Antes de subir a UI, garanta que os patches foram aplicados:</w:t>
-      </w:r>
-    </w:p>
-    <w:p>
-      <w:r>
-        <w:rPr>
-          <w:b/>
-        </w:rPr>
-        <w:t>Patch 1 — gradio_client</w:t>
-      </w:r>
-      <w:r>
-        <w:t xml:space="preserve"> (corrige </w:t>
+        <w:t xml:space="preserve">URL: </w:t>
       </w:r>
       <w:r>
         <w:rPr>
           <w:rFonts w:ascii="Consolas" w:hAnsi="Consolas"/>
           <w:sz w:val="20"/>
         </w:rPr>
-        <w:t>TypeError: argument of type 'bool' is not iterable</w:t>
-      </w:r>
-      <w:r>
-        <w:t>):</w:t>
-      </w:r>
-    </w:p>
-    <w:p>
-      <w:r>
-        <w:rPr>
-          <w:rFonts w:ascii="Consolas" w:hAnsi="Consolas"/>
-          <w:sz w:val="18"/>
-        </w:rPr>
-        <w:t>import gradio_client, os</w:t>
-        <w:br/>
-        <w:t>gc_path = os.path.join(os.path.dirname(gradio_client.__file__), "utils.py")</w:t>
-        <w:br/>
-        <w:t>with open(gc_path, "r") as f: content = f.read()</w:t>
-        <w:br/>
-        <w:br/>
-        <w:t>patches = [</w:t>
-        <w:br/>
-        <w:t xml:space="preserve">    ('if "enum" in schema:', 'if isinstance(schema, dict) and "enum" in schema:'),</w:t>
-        <w:br/>
-        <w:t xml:space="preserve">    ('if "const" in schema:', 'if isinstance(schema, dict) and "const" in schema:'),</w:t>
-        <w:br/>
-        <w:t>]</w:t>
-        <w:br/>
-        <w:t>for bug, fix in patches:</w:t>
-        <w:br/>
-        <w:t xml:space="preserve">    if bug in content:</w:t>
-        <w:br/>
-        <w:t xml:space="preserve">        content = content.replace(bug, fix)</w:t>
-        <w:br/>
-        <w:t>with open(gc_path, "w") as f: f.write(content)</w:t>
-      </w:r>
-    </w:p>
-    <w:p>
-      <w:r>
-        <w:rPr>
-          <w:b/>
-        </w:rPr>
-        <w:t>Patch 2 — caminho do modelo</w:t>
-      </w:r>
-      <w:r>
-        <w:t xml:space="preserve"> (UI espera </w:t>
-      </w:r>
-      <w:r>
-        <w:rPr>
-          <w:rFonts w:ascii="Consolas" w:hAnsi="Consolas"/>
-          <w:sz w:val="20"/>
-        </w:rPr>
-        <w:t>/content/Techchalleng3/biomistral-medquad-lora</w:t>
-      </w:r>
-      <w:r>
-        <w:t>):</w:t>
-      </w:r>
-    </w:p>
-    <w:p>
-      <w:r>
-        <w:rPr>
-          <w:rFonts w:ascii="Consolas" w:hAnsi="Consolas"/>
-          <w:sz w:val="18"/>
-        </w:rPr>
-        <w:t>import shutil</w:t>
-        <w:br/>
-        <w:t>from pathlib import Path</w:t>
-        <w:br/>
-        <w:t>SOURCE = Path("/content/biomistral-medquad-lora")</w:t>
-        <w:br/>
-        <w:t>TARGET = Path("/content/Techchalleng3/biomistral-medquad-lora")</w:t>
-        <w:br/>
-        <w:t>if not TARGET.exists() and SOURCE.exists():</w:t>
-        <w:br/>
-        <w:t xml:space="preserve">    shutil.copytree(SOURCE, TARGET)</w:t>
-      </w:r>
-    </w:p>
-    <w:p>
-      <w:r>
-        <w:rPr>
-          <w:b/>
-        </w:rPr>
-        <w:t>Patch 3 — huggingface_hub downgrade</w:t>
-      </w:r>
-      <w:r>
-        <w:t xml:space="preserve"> (corrige </w:t>
-      </w:r>
-      <w:r>
-        <w:rPr>
-          <w:rFonts w:ascii="Consolas" w:hAnsi="Consolas"/>
-          <w:sz w:val="20"/>
-        </w:rPr>
-        <w:t>ImportError: HfFolder</w:t>
-      </w:r>
-      <w:r>
-        <w:t>):</w:t>
-      </w:r>
-    </w:p>
-    <w:p>
-      <w:r>
-        <w:rPr>
-          <w:rFonts w:ascii="Consolas" w:hAnsi="Consolas"/>
-          <w:sz w:val="18"/>
-        </w:rPr>
-        <w:t>pip install "huggingface_hub==0.20.0"</w:t>
-      </w:r>
-    </w:p>
-    <w:p>
-      <w:r>
-        <w:rPr>
-          <w:b/>
-        </w:rPr>
-        <w:t>Tempo total</w:t>
-      </w:r>
-      <w:r>
-        <w:t>: ~15 min (1ª vez, com download de dados e modelo)</w:t>
-      </w:r>
-    </w:p>
-    <w:p>
-      <w:r>
-        <w:rPr>
-          <w:b/>
-        </w:rPr>
-        <w:t>URL gerada</w:t>
-      </w:r>
-      <w:r>
-        <w:t xml:space="preserve">: tipo </w:t>
-      </w:r>
-      <w:r>
-        <w:rPr>
-          <w:rFonts w:ascii="Consolas" w:hAnsi="Consolas"/>
-          <w:sz w:val="20"/>
-        </w:rPr>
-        <w:t>https://xxxxx.gradio.live</w:t>
-      </w:r>
-      <w:r>
-        <w:t xml:space="preserve"> — funciona em qualquer dispositivo do mundo</w:t>
-      </w:r>
-    </w:p>
-    <w:p>
-      <w:r>
-        <w:rPr>
-          <w:color w:val="CCCCCC"/>
-        </w:rPr>
-        <w:t>────────────────────────────────────────────────────────────</w:t>
-      </w:r>
-    </w:p>
-    <w:p>
-      <w:pPr>
-        <w:pStyle w:val="Heading2"/>
-      </w:pPr>
-      <w:r>
-        <w:rPr>
-          <w:color w:val="2E74B5"/>
-        </w:rPr>
-        <w:t>🎯 Estrutura da Interface (4 Abas)</w:t>
-      </w:r>
-    </w:p>
-    <w:p>
-      <w:pPr>
-        <w:pStyle w:val="Heading3"/>
-      </w:pPr>
-      <w:r>
-        <w:rPr>
-          <w:color w:val="1F4E79"/>
-        </w:rPr>
-        <w:t>📋 Aba 1: Consulta</w:t>
-      </w:r>
-    </w:p>
-    <w:p>
-      <w:r>
-        <w:t>Fluxo em5 etapas visuais:</w:t>
-      </w:r>
-    </w:p>
-    <w:p>
-      <w:r>
-        <w:rPr>
-          <w:b/>
-        </w:rPr>
-        <w:t>Etapa 1: Input do médico</w:t>
-      </w:r>
-    </w:p>
-    <w:p>
-      <w:r>
-        <w:rPr>
-          <w:rFonts w:ascii="Consolas" w:hAnsi="Consolas"/>
-          <w:sz w:val="18"/>
-        </w:rPr>
-        <w:t>👤 Nome: [Maria Silva]    🎂 Idade: [45]    ⚧ Sexo: [Feminino]</w:t>
-        <w:br/>
-        <w:t>📝 Relato: "Paciente relata dor torácica em aperto há 3h..."</w:t>
-      </w:r>
-    </w:p>
-    <w:p>
-      <w:r>
-        <w:rPr>
-          <w:b/>
-        </w:rPr>
-        <w:t>Etapa 2: Botão "🚀 Iniciar Consulta"</w:t>
-      </w:r>
-    </w:p>
-    <w:p>
-      <w:r>
-        <w:rPr>
-          <w:b/>
-        </w:rPr>
-        <w:t>Etapa 3: Resultados em 4 colunas</w:t>
-      </w:r>
-    </w:p>
-    <w:p>
-      <w:pPr>
-        <w:pStyle w:val="ListBullet"/>
-      </w:pPr>
-      <w:r>
-        <w:t>🚨 Triagem: {categoria, justificativa, red_flags, confianca}</w:t>
-      </w:r>
-    </w:p>
-    <w:p>
-      <w:pPr>
-        <w:pStyle w:val="ListBullet"/>
-      </w:pPr>
-      <w:r>
-        <w:t>📚 RAG PMC: chunks da literatura com citações</w:t>
-      </w:r>
-    </w:p>
-    <w:p>
-      <w:pPr>
-        <w:pStyle w:val="ListBullet"/>
-      </w:pPr>
-      <w:r>
-        <w:t>🏥 RAG Interno: protocolos do hospital</w:t>
-      </w:r>
-    </w:p>
-    <w:p>
-      <w:pPr>
-        <w:pStyle w:val="ListBullet"/>
-      </w:pPr>
-      <w:r>
-        <w:t>🧠 Síntese: hipóteses diagnósticas + exames + medicações sugeridas</w:t>
-      </w:r>
-    </w:p>
-    <w:p>
-      <w:r>
-        <w:rPr>
-          <w:b/>
-        </w:rPr>
-        <w:t>Etapa 4: Decisão humana (HITL — OBRIGATÓRIO)</w:t>
-      </w:r>
-    </w:p>
-    <w:p>
-      <w:r>
-        <w:rPr>
-          <w:rFonts w:ascii="Consolas" w:hAnsi="Consolas"/>
-          <w:sz w:val="18"/>
-        </w:rPr>
-        <w:t>[✅ Aprovar como está]   [✏️ Editar texto]   [❌ Rejeitar]</w:t>
-      </w:r>
-    </w:p>
-    <w:p>
-      <w:r>
-        <w:rPr>
-          <w:b/>
-        </w:rPr>
-        <w:t>Etapa 5: Documentos gerados (download)</w:t>
-      </w:r>
-    </w:p>
-    <w:p>
-      <w:pPr>
-        <w:pStyle w:val="ListBullet"/>
-      </w:pPr>
-      <w:r>
-        <w:t>📄 Prontuário.pdf</w:t>
-      </w:r>
-    </w:p>
-    <w:p>
-      <w:pPr>
-        <w:pStyle w:val="ListBullet"/>
-      </w:pPr>
-      <w:r>
-        <w:t>📄 Atestado.pdf</w:t>
-      </w:r>
-    </w:p>
-    <w:p>
-      <w:pPr>
-        <w:pStyle w:val="ListBullet"/>
-      </w:pPr>
-      <w:r>
-        <w:t>📄 Receita.pdf</w:t>
-      </w:r>
-    </w:p>
-    <w:p>
-      <w:pPr>
-        <w:pStyle w:val="Heading3"/>
-      </w:pPr>
-      <w:r>
-        <w:rPr>
-          <w:color w:val="1F4E79"/>
-        </w:rPr>
-        <w:t>📊 Aba 2: Auditoria</w:t>
-      </w:r>
-    </w:p>
-    <w:p>
-      <w:r>
-        <w:t>Visualiza o banco SQLite de logs:</w:t>
-      </w:r>
-    </w:p>
-    <w:p>
-      <w:pPr>
-        <w:pStyle w:val="ListBullet"/>
-      </w:pPr>
-      <w:r>
-        <w:t>Total de eventos</w:t>
-      </w:r>
-    </w:p>
-    <w:p>
-      <w:pPr>
-        <w:pStyle w:val="ListBullet"/>
-      </w:pPr>
-      <w:r>
-        <w:t>Sessões ativas</w:t>
-      </w:r>
-    </w:p>
-    <w:p>
-      <w:pPr>
-        <w:pStyle w:val="ListBullet"/>
-      </w:pPr>
-      <w:r>
-        <w:t>Latência média por agente</w:t>
-      </w:r>
-    </w:p>
-    <w:p>
-      <w:pPr>
-        <w:pStyle w:val="ListBullet"/>
-      </w:pPr>
-      <w:r>
-        <w:t>Custo estimado em USD</w:t>
-      </w:r>
-    </w:p>
-    <w:p>
-      <w:pPr>
-        <w:pStyle w:val="ListBullet"/>
-      </w:pPr>
-      <w:r>
-        <w:t>Eventos por médico</w:t>
-      </w:r>
-    </w:p>
-    <w:p>
-      <w:pPr>
-        <w:pStyle w:val="ListBullet"/>
-      </w:pPr>
-      <w:r>
-        <w:t>Lista raw de eventos</w:t>
-      </w:r>
-    </w:p>
-    <w:p>
-      <w:r>
-        <w:rPr>
-          <w:b/>
-        </w:rPr>
-        <w:t>Como usar</w:t>
-      </w:r>
-      <w:r>
-        <w:t>:</w:t>
-      </w:r>
-    </w:p>
-    <w:p>
-      <w:pPr>
-        <w:pStyle w:val="ListNumber"/>
-      </w:pPr>
-      <w:r>
-        <w:t>Slider "Período (horas)" — escolha janela de tempo</w:t>
-      </w:r>
-    </w:p>
-    <w:p>
-      <w:pPr>
-        <w:pStyle w:val="ListNumber"/>
-      </w:pPr>
-      <w:r>
-        <w:t>Botão "🔄 Atualizar" — recarrega dashboard</w:t>
-      </w:r>
-    </w:p>
-    <w:p>
-      <w:pPr>
-        <w:pStyle w:val="ListNumber"/>
-      </w:pPr>
-      <w:r>
-        <w:t>Veja métricas + dashboard textual completo</w:t>
-      </w:r>
-    </w:p>
-    <w:p>
-      <w:pPr>
-        <w:pStyle w:val="Heading3"/>
-      </w:pPr>
-      <w:r>
-        <w:rPr>
-          <w:color w:val="1F4E79"/>
-        </w:rPr>
-        <w:t>📁 Aba 3: Documentos</w:t>
-      </w:r>
-    </w:p>
-    <w:p>
-      <w:r>
-        <w:t>Lista todos os PDFs/TXTs gerados pelo sistema:</w:t>
-      </w:r>
-    </w:p>
-    <w:p>
-      <w:pPr>
-        <w:pStyle w:val="ListBullet"/>
-      </w:pPr>
-      <w:r>
-        <w:t>Ordenado por data (mais recentes primeiro)</w:t>
-      </w:r>
-    </w:p>
-    <w:p>
-      <w:pPr>
-        <w:pStyle w:val="ListBullet"/>
-      </w:pPr>
-      <w:r>
-        <w:t>Mostra tamanho + timestamp</w:t>
-      </w:r>
-    </w:p>
-    <w:p>
-      <w:pPr>
-        <w:pStyle w:val="ListBullet"/>
-      </w:pPr>
-      <w:r>
-        <w:t>Botão "🔄 Atualizar" pra refresh</w:t>
-      </w:r>
-    </w:p>
-    <w:p>
-      <w:pPr>
-        <w:pStyle w:val="Heading3"/>
-      </w:pPr>
-      <w:r>
-        <w:rPr>
-          <w:color w:val="1F4E79"/>
-        </w:rPr>
-        <w:t>⚙️ Aba 4: Configurações</w:t>
-      </w:r>
-    </w:p>
-    <w:p>
-      <w:r>
-        <w:t>Tabela com informações do sistema:</w:t>
-      </w:r>
-    </w:p>
-    <w:p>
-      <w:pPr>
-        <w:pStyle w:val="ListBullet"/>
-      </w:pPr>
-      <w:r>
-        <w:t>Modelo carregado</w:t>
-      </w:r>
-    </w:p>
-    <w:p>
-      <w:pPr>
-        <w:pStyle w:val="ListBullet"/>
-      </w:pPr>
-      <w:r>
-        <w:t>Status do RAG</w:t>
-      </w:r>
-    </w:p>
-    <w:p>
-      <w:pPr>
-        <w:pStyle w:val="ListBullet"/>
-      </w:pPr>
-      <w:r>
-        <w:t>Paths de banco e documentos</w:t>
-      </w:r>
-    </w:p>
-    <w:p>
-      <w:pPr>
-        <w:pStyle w:val="ListBullet"/>
-      </w:pPr>
-      <w:r>
-        <w:t>Versões de bibliotecas</w:t>
-      </w:r>
-    </w:p>
-    <w:p>
-      <w:pPr>
-        <w:pStyle w:val="ListBullet"/>
-      </w:pPr>
-      <w:r>
-        <w:t>Link do GitHub</w:t>
-      </w:r>
-    </w:p>
-    <w:p>
-      <w:r>
-        <w:rPr>
-          <w:color w:val="CCCCCC"/>
-        </w:rPr>
-        <w:t>────────────────────────────────────────────────────────────</w:t>
-      </w:r>
-    </w:p>
-    <w:p>
-      <w:pPr>
-        <w:pStyle w:val="Heading2"/>
-      </w:pPr>
-      <w:r>
-        <w:rPr>
-          <w:color w:val="2E74B5"/>
-        </w:rPr>
-        <w:t>🔐 Segurança e Autenticação</w:t>
-      </w:r>
-    </w:p>
-    <w:p>
-      <w:pPr>
-        <w:pStyle w:val="Heading3"/>
-      </w:pPr>
-      <w:r>
-        <w:rPr>
-          <w:color w:val="1F4E79"/>
-        </w:rPr>
-        <w:t>Auth básica (built-in)</w:t>
-      </w:r>
-    </w:p>
-    <w:p>
-      <w:r>
-        <w:rPr>
-          <w:rFonts w:ascii="Consolas" w:hAnsi="Consolas"/>
-          <w:sz w:val="18"/>
-        </w:rPr>
-        <w:t>demo.launch(auth=("medico", "demo123"))</w:t>
-      </w:r>
-    </w:p>
-    <w:p>
-      <w:pPr>
-        <w:pStyle w:val="ListBullet"/>
-      </w:pPr>
-      <w:r>
-        <w:t>Usuário/senha únicos pra todos</w:t>
-      </w:r>
-    </w:p>
-    <w:p>
-      <w:pPr>
-        <w:pStyle w:val="ListBullet"/>
-      </w:pPr>
-      <w:r>
-        <w:t>Suficiente pra demo</w:t>
-      </w:r>
-    </w:p>
-    <w:p>
-      <w:pPr>
-        <w:pStyle w:val="ListBullet"/>
-      </w:pPr>
-      <w:r>
-        <w:rPr>
-          <w:b/>
-        </w:rPr>
-        <w:t>NÃO</w:t>
-      </w:r>
-      <w:r>
-        <w:t xml:space="preserve"> usar em produção real</w:t>
-      </w:r>
-    </w:p>
-    <w:p>
-      <w:pPr>
-        <w:pStyle w:val="Heading3"/>
-      </w:pPr>
-      <w:r>
-        <w:rPr>
-          <w:color w:val="1F4E79"/>
-        </w:rPr>
-        <w:t>Auth customizada (avançado)</w:t>
-      </w:r>
-    </w:p>
-    <w:p>
-      <w:r>
-        <w:rPr>
-          <w:rFonts w:ascii="Consolas" w:hAnsi="Consolas"/>
-          <w:sz w:val="18"/>
-        </w:rPr>
-        <w:t>def autenticar(username, password):</w:t>
-        <w:br/>
-        <w:t xml:space="preserve">    # Verificar em DB, LDAP, OAuth, etc</w:t>
-        <w:br/>
-        <w:t xml:space="preserve">    return username == "dr.silva" and password == "senha_real"</w:t>
-        <w:br/>
-        <w:br/>
-        <w:t>demo.launch(auth=autenticar)</w:t>
-      </w:r>
-    </w:p>
-    <w:p>
-      <w:pPr>
-        <w:pStyle w:val="Heading3"/>
-      </w:pPr>
-      <w:r>
-        <w:rPr>
-          <w:color w:val="1F4E79"/>
-        </w:rPr>
-        <w:t>HTTPS + domínio próprio (produção)</w:t>
-      </w:r>
-    </w:p>
-    <w:p>
-      <w:pPr>
-        <w:pStyle w:val="ListBullet"/>
-      </w:pPr>
-      <w:r>
-        <w:t>Usar reverse proxy (nginx) com SSL (Let's Encrypt)</w:t>
-      </w:r>
-    </w:p>
-    <w:p>
-      <w:pPr>
-        <w:pStyle w:val="ListBullet"/>
-      </w:pPr>
-      <w:r>
-        <w:t xml:space="preserve">Domínio institucional: </w:t>
-      </w:r>
-      <w:r>
-        <w:rPr>
-          <w:rFonts w:ascii="Consolas" w:hAnsi="Consolas"/>
-          <w:sz w:val="20"/>
-        </w:rPr>
-        <w:t>assistente.hospital.com</w:t>
-      </w:r>
-    </w:p>
-    <w:p>
-      <w:pPr>
-        <w:pStyle w:val="ListBullet"/>
-      </w:pPr>
-      <w:r>
-        <w:t>Certificado válido (grátis via Let's Encrypt)</w:t>
-      </w:r>
-    </w:p>
-    <w:p>
-      <w:r>
-        <w:rPr>
-          <w:color w:val="CCCCCC"/>
-        </w:rPr>
-        <w:t>────────────────────────────────────────────────────────────</w:t>
-      </w:r>
-    </w:p>
-    <w:p>
-      <w:pPr>
-        <w:pStyle w:val="Heading2"/>
-      </w:pPr>
-      <w:r>
-        <w:rPr>
-          <w:color w:val="2E74B5"/>
-        </w:rPr>
-        <w:t>🛠️ Customizações Comuns</w:t>
-      </w:r>
-    </w:p>
-    <w:p>
-      <w:pPr>
-        <w:pStyle w:val="Heading3"/>
-      </w:pPr>
-      <w:r>
-        <w:rPr>
-          <w:color w:val="1F4E79"/>
-        </w:rPr>
-        <w:t>Mudar porta</w:t>
-      </w:r>
-    </w:p>
-    <w:p>
-      <w:r>
-        <w:rPr>
-          <w:rFonts w:ascii="Consolas" w:hAnsi="Consolas"/>
-          <w:sz w:val="18"/>
-        </w:rPr>
-        <w:t>demo.launch(server_port=8080)  # padrão é 7860</w:t>
-      </w:r>
-    </w:p>
-    <w:p>
-      <w:pPr>
-        <w:pStyle w:val="Heading3"/>
-      </w:pPr>
-      <w:r>
-        <w:rPr>
-          <w:color w:val="1F4E79"/>
-        </w:rPr>
-        <w:t>Mudar tema</w:t>
-      </w:r>
-    </w:p>
-    <w:p>
-      <w:r>
-        <w:rPr>
-          <w:rFonts w:ascii="Consolas" w:hAnsi="Consolas"/>
-          <w:sz w:val="18"/>
-        </w:rPr>
-        <w:t>with gr.Blocks(theme=gr.themes.Glass()):  # ou Monochrome(), Soft(), etc</w:t>
-        <w:br/>
-        <w:t xml:space="preserve">    ...</w:t>
-      </w:r>
-    </w:p>
-    <w:p>
-      <w:pPr>
-        <w:pStyle w:val="Heading3"/>
-      </w:pPr>
-      <w:r>
-        <w:rPr>
-          <w:color w:val="1F4E79"/>
-        </w:rPr>
-        <w:t>Adicionar logo do hospital</w:t>
-      </w:r>
-    </w:p>
-    <w:p>
-      <w:r>
-        <w:rPr>
-          <w:rFonts w:ascii="Consolas" w:hAnsi="Consolas"/>
-          <w:sz w:val="18"/>
-        </w:rPr>
-        <w:t>gr.Image("logo_hospital.png", label="Hospital XPTO")</w:t>
-      </w:r>
-    </w:p>
-    <w:p>
-      <w:pPr>
-        <w:pStyle w:val="Heading3"/>
-      </w:pPr>
-      <w:r>
-        <w:rPr>
-          <w:color w:val="1F4E79"/>
-        </w:rPr>
-        <w:t>Adicionar export pra PDF</w:t>
-      </w:r>
-    </w:p>
-    <w:p>
-      <w:r>
-        <w:rPr>
-          <w:rFonts w:ascii="Consolas" w:hAnsi="Consolas"/>
-          <w:sz w:val="18"/>
-        </w:rPr>
-        <w:t>def gerar_pdf(sintese):</w:t>
-        <w:br/>
-        <w:t xml:space="preserve">    # ReportLab ou weasyprint</w:t>
-        <w:br/>
-        <w:t xml:space="preserve">    ...</w:t>
-        <w:br/>
-        <w:t xml:space="preserve">    return "prontuario.pdf"</w:t>
-        <w:br/>
-        <w:br/>
-        <w:t>btn_pdf = gr.Button("📥 Baixar PDF")</w:t>
-        <w:br/>
-        <w:t>btn_pdf.click(gerar_pdf, inputs=[sintese_state], outputs=[gr.File()])</w:t>
-      </w:r>
-    </w:p>
-    <w:p>
-      <w:pPr>
-        <w:pStyle w:val="Heading3"/>
-      </w:pPr>
-      <w:r>
-        <w:rPr>
-          <w:color w:val="1F4E79"/>
-        </w:rPr>
-        <w:t>Adicionar gráficos de auditoria</w:t>
-      </w:r>
-    </w:p>
-    <w:p>
-      <w:r>
-        <w:rPr>
-          <w:rFonts w:ascii="Consolas" w:hAnsi="Consolas"/>
-          <w:sz w:val="18"/>
-        </w:rPr>
-        <w:t>import plotly.graph_objects as go</w:t>
-        <w:br/>
-        <w:br/>
-        <w:t>def plot_eventos_por_agente():</w:t>
-        <w:br/>
-        <w:t xml:space="preserve">    # Plotly chart</w:t>
-        <w:br/>
-        <w:t xml:space="preserve">    fig = go.Figure(data=[go.Bar(x=["Triagem", "Síntese", "Validação"], y=[10, 15, 8])])</w:t>
-        <w:br/>
-        <w:t xml:space="preserve">    return fig</w:t>
-        <w:br/>
-        <w:br/>
-        <w:t>gr.Plot(label="Eventos por agente")</w:t>
+        <w:t>https://huggingface.co/spaces/&lt;user&gt;/&lt;space-name&gt;</w:t>
       </w:r>
     </w:p>
     <w:p>
@@ -1454,7 +1517,7 @@
                 <w:color w:val="FFFFFF"/>
                 <w:sz w:val="20"/>
               </w:rPr>
-              <w:t>Latência esperada</w:t>
+              <w:t>Tempo</w:t>
             </w:r>
           </w:p>
         </w:tc>
@@ -1474,7 +1537,7 @@
               <w:rPr>
                 <w:sz w:val="18"/>
               </w:rPr>
-              <w:t>Carregar UI</w:t>
+              <w:t>Carregar página inicial (cold start)</w:t>
             </w:r>
           </w:p>
         </w:tc>
@@ -1492,7 +1555,7 @@
               <w:rPr>
                 <w:sz w:val="18"/>
               </w:rPr>
-              <w:t>&lt;2s</w:t>
+              <w:t>&lt; 1s</w:t>
             </w:r>
           </w:p>
         </w:tc>
@@ -1512,7 +1575,7 @@
               <w:rPr>
                 <w:sz w:val="18"/>
               </w:rPr>
-              <w:t>Consulta completa (mock)</w:t>
+              <w:t>Navegar entre abas (sem backend)</w:t>
             </w:r>
           </w:p>
         </w:tc>
@@ -1530,7 +1593,7 @@
               <w:rPr>
                 <w:sz w:val="18"/>
               </w:rPr>
-              <w:t>1-2s</w:t>
+              <w:t>Instantâneo</w:t>
             </w:r>
           </w:p>
         </w:tc>
@@ -1550,7 +1613,14 @@
               <w:rPr>
                 <w:sz w:val="18"/>
               </w:rPr>
-              <w:t>Consulta completa (LLM real)</w:t>
+              <w:t xml:space="preserve">Rodar </w:t>
+            </w:r>
+            <w:r>
+              <w:rPr>
+                <w:rFonts w:ascii="Consolas" w:hAnsi="Consolas"/>
+                <w:sz w:val="18"/>
+              </w:rPr>
+              <w:t>npm run dev</w:t>
             </w:r>
           </w:p>
         </w:tc>
@@ -1568,7 +1638,7 @@
               <w:rPr>
                 <w:sz w:val="18"/>
               </w:rPr>
-              <w:t>8-15s</w:t>
+              <w:t>~3-5s</w:t>
             </w:r>
           </w:p>
         </w:tc>
@@ -1588,7 +1658,14 @@
               <w:rPr>
                 <w:sz w:val="18"/>
               </w:rPr>
-              <w:t>Gerar PDFs</w:t>
+              <w:t xml:space="preserve">Rodar </w:t>
+            </w:r>
+            <w:r>
+              <w:rPr>
+                <w:rFonts w:ascii="Consolas" w:hAnsi="Consolas"/>
+                <w:sz w:val="18"/>
+              </w:rPr>
+              <w:t>npm run build</w:t>
             </w:r>
           </w:p>
         </w:tc>
@@ -1606,7 +1683,7 @@
               <w:rPr>
                 <w:sz w:val="18"/>
               </w:rPr>
-              <w:t>&lt;1s (mock) / 3-5s (ReportLab)</w:t>
+              <w:t>~10-15s</w:t>
             </w:r>
           </w:p>
         </w:tc>
@@ -1626,7 +1703,7 @@
               <w:rPr>
                 <w:sz w:val="18"/>
               </w:rPr>
-              <w:t>Carregar auditoria</w:t>
+              <w:t>Tamanho do build (dist/)</w:t>
             </w:r>
           </w:p>
         </w:tc>
@@ -1644,12 +1721,23 @@
               <w:rPr>
                 <w:sz w:val="18"/>
               </w:rPr>
-              <w:t>&lt;500ms</w:t>
+              <w:t>~150 KB gzipped</w:t>
             </w:r>
           </w:p>
         </w:tc>
       </w:tr>
     </w:tbl>
+    <w:p>
+      <w:r>
+        <w:rPr>
+          <w:b/>
+        </w:rPr>
+        <w:t>Para mobile</w:t>
+      </w:r>
+      <w:r>
+        <w:t>: já é responsivo (CSS usa viewport units e flexbox).</w:t>
+      </w:r>
+    </w:p>
     <w:p>
       <w:r>
         <w:rPr>
@@ -1677,12 +1765,12 @@
         <w:rPr>
           <w:color w:val="1F4E79"/>
         </w:rPr>
-        <w:t>"Address already in use"</w:t>
+        <w:t>"Port 3000 is already in use"</w:t>
       </w:r>
     </w:p>
     <w:p>
       <w:r>
-        <w:t>Porta 7860 ocupada. Mude:</w:t>
+        <w:t>Outro processo está usando a porta 3000. Soluções:</w:t>
       </w:r>
     </w:p>
     <w:p>
@@ -1691,7 +1779,16 @@
           <w:rFonts w:ascii="Consolas" w:hAnsi="Consolas"/>
           <w:sz w:val="18"/>
         </w:rPr>
-        <w:t>demo.launch(server_port=8080)</w:t>
+        <w:t># 1. Matar o processo (Windows)</w:t>
+        <w:br/>
+        <w:t>netstat -ano | findstr :3000</w:t>
+        <w:br/>
+        <w:t>taskkill /PID &lt;PID_encontrado&gt; /F</w:t>
+        <w:br/>
+        <w:br/>
+        <w:t># 2. Ou mudar a porta</w:t>
+        <w:br/>
+        <w:t>npm run dev -- --port 3001</w:t>
       </w:r>
     </w:p>
     <w:p>
@@ -1702,16 +1799,12 @@
         <w:rPr>
           <w:color w:val="1F4E79"/>
         </w:rPr>
-        <w:t>"ModuleNotFoundError: No module named 'gradio'"</w:t>
+        <w:t>"npm: command not found"</w:t>
       </w:r>
     </w:p>
     <w:p>
       <w:r>
-        <w:rPr>
-          <w:rFonts w:ascii="Consolas" w:hAnsi="Consolas"/>
-          <w:sz w:val="18"/>
-        </w:rPr>
-        <w:t>pip install gradio==4.44.0</w:t>
+        <w:t>Node.js não está instalado. Baixar de https://nodejs.org/</w:t>
       </w:r>
     </w:p>
     <w:p>
@@ -1722,7 +1815,7 @@
         <w:rPr>
           <w:color w:val="1F4E79"/>
         </w:rPr>
-        <w:t>"ImportError: cannot import name 'HfFolder'"</w:t>
+        <w:t>"Cannot find module 'react'"</w:t>
       </w:r>
     </w:p>
     <w:p>
@@ -1731,7 +1824,11 @@
           <w:rFonts w:ascii="Consolas" w:hAnsi="Consolas"/>
           <w:sz w:val="18"/>
         </w:rPr>
-        <w:t>pip install "huggingface_hub&lt;0.24"</w:t>
+        <w:t>cd frontend</w:t>
+        <w:br/>
+        <w:t>rm -rf node_modules</w:t>
+        <w:br/>
+        <w:t>npm install</w:t>
       </w:r>
     </w:p>
     <w:p>
@@ -1742,59 +1839,35 @@
         <w:rPr>
           <w:color w:val="1F4E79"/>
         </w:rPr>
-        <w:t>Não consigo acessar pelo celular</w:t>
+        <w:t>Página carrega mas fica em branco</w:t>
       </w:r>
     </w:p>
     <w:p>
-      <w:pPr>
-        <w:pStyle w:val="ListNumber"/>
-      </w:pPr>
       <w:r>
-        <w:t>Verificar mesma WiFi</w:t>
-      </w:r>
-    </w:p>
-    <w:p>
-      <w:pPr>
-        <w:pStyle w:val="ListNumber"/>
-      </w:pPr>
-      <w:r>
-        <w:t>Firewall liberado (porta 7860)</w:t>
-      </w:r>
-    </w:p>
-    <w:p>
-      <w:pPr>
-        <w:pStyle w:val="ListNumber"/>
-      </w:pPr>
-      <w:r>
-        <w:t xml:space="preserve">IP correto (rodar </w:t>
+        <w:t xml:space="preserve">Verificar console do navegador (F12). Geralmente é erro de import no </w:t>
       </w:r>
       <w:r>
         <w:rPr>
           <w:rFonts w:ascii="Consolas" w:hAnsi="Consolas"/>
           <w:sz w:val="20"/>
         </w:rPr>
-        <w:t>ipconfig</w:t>
+        <w:t>App.jsx</w:t>
       </w:r>
       <w:r>
-        <w:t>)</w:t>
+        <w:t>.</w:t>
       </w:r>
     </w:p>
     <w:p>
-      <w:pPr>
-        <w:pStyle w:val="ListNumber"/>
-      </w:pPr>
-      <w:r>
-        <w:t xml:space="preserve">Testar </w:t>
-      </w:r>
       <w:r>
         <w:rPr>
           <w:rFonts w:ascii="Consolas" w:hAnsi="Consolas"/>
-          <w:sz w:val="20"/>
+          <w:sz w:val="18"/>
         </w:rPr>
-        <w:t>http://127.0.0.1:7860</w:t>
-      </w:r>
-      <w:r>
-        <w:t xml:space="preserve"> no PC primeiro</w:t>
+        <w:t># Reiniciar Vite</w:t>
+        <w:br/>
+        <w:t>Ctrl+C</w:t>
+        <w:br/>
+        <w:t>npm run dev</w:t>
       </w:r>
     </w:p>
     <w:p>
@@ -1805,31 +1878,18 @@
         <w:rPr>
           <w:color w:val="1F4E79"/>
         </w:rPr>
-        <w:t>App abre mas não responde</w:t>
+        <w:t>Build falha com erro de memória</w:t>
       </w:r>
     </w:p>
     <w:p>
-      <w:pPr>
-        <w:pStyle w:val="ListBullet"/>
-      </w:pPr>
       <w:r>
-        <w:t>Ver logs no terminal</w:t>
-      </w:r>
-    </w:p>
-    <w:p>
-      <w:pPr>
-        <w:pStyle w:val="ListBullet"/>
-      </w:pPr>
-      <w:r>
-        <w:t>Conferir se LLM/RAG estão carregados (modo mock funciona sem LLM)</w:t>
-      </w:r>
-    </w:p>
-    <w:p>
-      <w:pPr>
-        <w:pStyle w:val="ListBullet"/>
-      </w:pPr>
-      <w:r>
-        <w:t>Logs SQLite acessíveis pela aba Auditoria</w:t>
+        <w:rPr>
+          <w:rFonts w:ascii="Consolas" w:hAnsi="Consolas"/>
+          <w:sz w:val="18"/>
+        </w:rPr>
+        <w:t># Aumentar heap do Node</w:t>
+        <w:br/>
+        <w:t>NODE_OPTIONS=--max-old-space-size=4096 npm run build</w:t>
       </w:r>
     </w:p>
     <w:p>
@@ -1870,10 +1930,58 @@
         <w:rPr>
           <w:b/>
         </w:rPr>
-        <w:t>Abrir a UI</w:t>
+        <w:t>Login</w:t>
       </w:r>
       <w:r>
-        <w:t xml:space="preserve"> (mostra responsividade no celular)</w:t>
+        <w:t xml:space="preserve"> (30s)</w:t>
+      </w:r>
+    </w:p>
+    <w:p>
+      <w:pPr>
+        <w:pStyle w:val="ListBullet"/>
+      </w:pPr>
+      <w:r>
+        <w:t xml:space="preserve">Abre </w:t>
+      </w:r>
+      <w:r>
+        <w:rPr>
+          <w:rFonts w:ascii="Consolas" w:hAnsi="Consolas"/>
+          <w:sz w:val="20"/>
+        </w:rPr>
+        <w:t>http://localhost:3000</w:t>
+      </w:r>
+    </w:p>
+    <w:p>
+      <w:pPr>
+        <w:pStyle w:val="ListBullet"/>
+      </w:pPr>
+      <w:r>
+        <w:t>Mostra tela de login</w:t>
+      </w:r>
+    </w:p>
+    <w:p>
+      <w:pPr>
+        <w:pStyle w:val="ListBullet"/>
+      </w:pPr>
+      <w:r>
+        <w:t xml:space="preserve">Entra com </w:t>
+      </w:r>
+      <w:r>
+        <w:rPr>
+          <w:rFonts w:ascii="Consolas" w:hAnsi="Consolas"/>
+          <w:sz w:val="20"/>
+        </w:rPr>
+        <w:t>medico</w:t>
+      </w:r>
+      <w:r>
+        <w:t xml:space="preserve"> / </w:t>
+      </w:r>
+      <w:r>
+        <w:rPr>
+          <w:rFonts w:ascii="Consolas" w:hAnsi="Consolas"/>
+          <w:sz w:val="20"/>
+        </w:rPr>
+        <w:t>demo123</w:t>
       </w:r>
     </w:p>
     <w:p>
@@ -1884,10 +1992,34 @@
         <w:rPr>
           <w:b/>
         </w:rPr>
-        <w:t>Inserir caso fictício</w:t>
+        <w:t>Aba Consulta</w:t>
       </w:r>
       <w:r>
-        <w:t xml:space="preserve"> (botão "exemplo" seria útil)</w:t>
+        <w:t xml:space="preserve"> (5min)</w:t>
+      </w:r>
+    </w:p>
+    <w:p>
+      <w:pPr>
+        <w:pStyle w:val="ListBullet"/>
+      </w:pPr>
+      <w:r>
+        <w:t>Digita relato: "Paciente 45 anos, dor torácica..."</w:t>
+      </w:r>
+    </w:p>
+    <w:p>
+      <w:pPr>
+        <w:pStyle w:val="ListBullet"/>
+      </w:pPr>
+      <w:r>
+        <w:t>Clica "Iniciar consulta"</w:t>
+      </w:r>
+    </w:p>
+    <w:p>
+      <w:pPr>
+        <w:pStyle w:val="ListBullet"/>
+      </w:pPr>
+      <w:r>
+        <w:t>Mostra triagem + RAG + síntese</w:t>
       </w:r>
     </w:p>
     <w:p>
@@ -1898,10 +2030,26 @@
         <w:rPr>
           <w:b/>
         </w:rPr>
-        <w:t>Mostrar pipeline</w:t>
+        <w:t>Aba Auditoria</w:t>
       </w:r>
       <w:r>
-        <w:t xml:space="preserve"> passo-a-passo</w:t>
+        <w:t xml:space="preserve"> (3min)</w:t>
+      </w:r>
+    </w:p>
+    <w:p>
+      <w:pPr>
+        <w:pStyle w:val="ListBullet"/>
+      </w:pPr>
+      <w:r>
+        <w:t>Mostra dashboard com métricas</w:t>
+      </w:r>
+    </w:p>
+    <w:p>
+      <w:pPr>
+        <w:pStyle w:val="ListBullet"/>
+      </w:pPr>
+      <w:r>
+        <w:t>Explica que cada chamada LLM/RAG é logada em SQLite</w:t>
       </w:r>
     </w:p>
     <w:p>
@@ -1912,10 +2060,18 @@
         <w:rPr>
           <w:b/>
         </w:rPr>
-        <w:t>HITL</w:t>
+        <w:t>Aba Documentos</w:t>
       </w:r>
       <w:r>
-        <w:t>: médico edita uma sugestão</w:t>
+        <w:t xml:space="preserve"> (2min)</w:t>
+      </w:r>
+    </w:p>
+    <w:p>
+      <w:pPr>
+        <w:pStyle w:val="ListBullet"/>
+      </w:pPr>
+      <w:r>
+        <w:t>Lista PDFs gerados (prontuário, atestado, receita)</w:t>
       </w:r>
     </w:p>
     <w:p>
@@ -1926,10 +2082,26 @@
         <w:rPr>
           <w:b/>
         </w:rPr>
-        <w:t>Documentos</w:t>
+        <w:t>Aba Config</w:t>
       </w:r>
       <w:r>
-        <w:t>: download dos PDFs gerados</w:t>
+        <w:t xml:space="preserve"> (2min)</w:t>
+      </w:r>
+    </w:p>
+    <w:p>
+      <w:pPr>
+        <w:pStyle w:val="ListBullet"/>
+      </w:pPr>
+      <w:r>
+        <w:t>Mostra info do sistema</w:t>
+      </w:r>
+    </w:p>
+    <w:p>
+      <w:pPr>
+        <w:pStyle w:val="ListBullet"/>
+      </w:pPr>
+      <w:r>
+        <w:t>Confirma modelo fine-tunado carregado</w:t>
       </w:r>
     </w:p>
     <w:p>
@@ -1940,35 +2112,183 @@
         <w:rPr>
           <w:b/>
         </w:rPr>
-        <w:t>Auditoria</w:t>
+        <w:t>Código</w:t>
       </w:r>
       <w:r>
-        <w:t>: mostrar dashboard de logs</w:t>
+        <w:t xml:space="preserve"> (3min)</w:t>
       </w:r>
     </w:p>
     <w:p>
       <w:pPr>
-        <w:pStyle w:val="ListNumber"/>
+        <w:pStyle w:val="ListBullet"/>
+      </w:pPr>
+      <w:r>
+        <w:t xml:space="preserve">Mostra </w:t>
+      </w:r>
+      <w:r>
+        <w:rPr>
+          <w:rFonts w:ascii="Consolas" w:hAnsi="Consolas"/>
+          <w:sz w:val="20"/>
+        </w:rPr>
+        <w:t>frontend/src/App.jsx</w:t>
+      </w:r>
+    </w:p>
+    <w:p>
+      <w:pPr>
+        <w:pStyle w:val="ListBullet"/>
+      </w:pPr>
+      <w:r>
+        <w:t>Explica componentes React</w:t>
+      </w:r>
+    </w:p>
+    <w:p>
+      <w:r>
+        <w:rPr>
+          <w:color w:val="CCCCCC"/>
+        </w:rPr>
+        <w:t>────────────────────────────────────────────────────────────</w:t>
+      </w:r>
+    </w:p>
+    <w:p>
+      <w:pPr>
+        <w:pStyle w:val="Heading2"/>
+      </w:pPr>
+      <w:r>
+        <w:rPr>
+          <w:color w:val="2E74B5"/>
+        </w:rPr>
+        <w:t>🔗 Links Úteis</w:t>
+      </w:r>
+    </w:p>
+    <w:p>
+      <w:pPr>
+        <w:pStyle w:val="ListBullet"/>
       </w:pPr>
       <w:r>
         <w:rPr>
           <w:b/>
         </w:rPr>
-        <w:t>Celular</w:t>
+        <w:t>React docs</w:t>
       </w:r>
       <w:r>
-        <w:t>: mostrar mesma UI no celular (Tela dividida PC+celular)</w:t>
+        <w:t>: https://react.dev</w:t>
       </w:r>
     </w:p>
     <w:p>
       <w:pPr>
-        <w:pStyle w:val="Heading3"/>
+        <w:pStyle w:val="ListBullet"/>
       </w:pPr>
       <w:r>
         <w:rPr>
-          <w:color w:val="1F4E79"/>
+          <w:b/>
         </w:rPr>
-        <w:t>Argumentos fortes pra apresentar:</w:t>
+        <w:t>Vite docs</w:t>
+      </w:r>
+      <w:r>
+        <w:t>: https://vitejs.dev</w:t>
+      </w:r>
+    </w:p>
+    <w:p>
+      <w:pPr>
+        <w:pStyle w:val="ListBullet"/>
+      </w:pPr>
+      <w:r>
+        <w:rPr>
+          <w:b/>
+        </w:rPr>
+        <w:t>Backend (LangGraph)</w:t>
+      </w:r>
+      <w:r>
+        <w:t xml:space="preserve">: </w:t>
+      </w:r>
+      <w:r>
+        <w:rPr>
+          <w:rFonts w:ascii="Consolas" w:hAnsi="Consolas"/>
+          <w:sz w:val="20"/>
+        </w:rPr>
+        <w:t>src/graph/workflow.py</w:t>
+      </w:r>
+    </w:p>
+    <w:p>
+      <w:pPr>
+        <w:pStyle w:val="ListBullet"/>
+      </w:pPr>
+      <w:r>
+        <w:rPr>
+          <w:b/>
+        </w:rPr>
+        <w:t>RAG</w:t>
+      </w:r>
+      <w:r>
+        <w:t xml:space="preserve">: </w:t>
+      </w:r>
+      <w:r>
+        <w:rPr>
+          <w:rFonts w:ascii="Consolas" w:hAnsi="Consolas"/>
+          <w:sz w:val="20"/>
+        </w:rPr>
+        <w:t>src/rag/retriever.py</w:t>
+      </w:r>
+    </w:p>
+    <w:p>
+      <w:pPr>
+        <w:pStyle w:val="ListBullet"/>
+      </w:pPr>
+      <w:r>
+        <w:rPr>
+          <w:b/>
+        </w:rPr>
+        <w:t>LLM</w:t>
+      </w:r>
+      <w:r>
+        <w:t xml:space="preserve">: </w:t>
+      </w:r>
+      <w:r>
+        <w:rPr>
+          <w:rFonts w:ascii="Consolas" w:hAnsi="Consolas"/>
+          <w:sz w:val="20"/>
+        </w:rPr>
+        <w:t>src/llm/client.py</w:t>
+      </w:r>
+    </w:p>
+    <w:p>
+      <w:pPr>
+        <w:pStyle w:val="ListBullet"/>
+      </w:pPr>
+      <w:r>
+        <w:rPr>
+          <w:b/>
+        </w:rPr>
+        <w:t>Notebook de execução</w:t>
+      </w:r>
+      <w:r>
+        <w:t xml:space="preserve">: </w:t>
+      </w:r>
+      <w:r>
+        <w:rPr>
+          <w:rFonts w:ascii="Consolas" w:hAnsi="Consolas"/>
+          <w:sz w:val="20"/>
+        </w:rPr>
+        <w:t>notebooks/rodarcolab.ipynb</w:t>
+      </w:r>
+    </w:p>
+    <w:p>
+      <w:r>
+        <w:rPr>
+          <w:color w:val="CCCCCC"/>
+        </w:rPr>
+        <w:t>────────────────────────────────────────────────────────────</w:t>
+      </w:r>
+    </w:p>
+    <w:p>
+      <w:pPr>
+        <w:pStyle w:val="Heading2"/>
+      </w:pPr>
+      <w:r>
+        <w:rPr>
+          <w:color w:val="2E74B5"/>
+        </w:rPr>
+        <w:t>⚠️ Limitações Conhecidas</w:t>
       </w:r>
     </w:p>
     <w:tbl>
@@ -1995,7 +2315,7 @@
                 <w:color w:val="FFFFFF"/>
                 <w:sz w:val="20"/>
               </w:rPr>
-              <w:t>Argumento</w:t>
+              <w:t>Limitação</w:t>
             </w:r>
           </w:p>
         </w:tc>
@@ -2012,7 +2332,7 @@
                 <w:color w:val="FFFFFF"/>
                 <w:sz w:val="20"/>
               </w:rPr>
-              <w:t>Como mostrar na UI</w:t>
+              <w:t>Workaround</w:t>
             </w:r>
           </w:p>
         </w:tc>
@@ -2030,10 +2350,16 @@
             </w:r>
             <w:r>
               <w:rPr>
-                <w:b/>
                 <w:sz w:val="18"/>
               </w:rPr>
-              <w:t>HITL obrigatório</w:t>
+              <w:t xml:space="preserve">Dados são mockados em </w:t>
+            </w:r>
+            <w:r>
+              <w:rPr>
+                <w:rFonts w:ascii="Consolas" w:hAnsi="Consolas"/>
+                <w:sz w:val="18"/>
+              </w:rPr>
+              <w:t>App.jsx</w:t>
             </w:r>
           </w:p>
         </w:tc>
@@ -2051,7 +2377,7 @@
               <w:rPr>
                 <w:sz w:val="18"/>
               </w:rPr>
-              <w:t>Botões Aprovar/Editar/Rejeitar visíveis</w:t>
+              <w:t>Substituir por fetch() no backend</w:t>
             </w:r>
           </w:p>
         </w:tc>
@@ -2069,10 +2395,9 @@
             </w:r>
             <w:r>
               <w:rPr>
-                <w:b/>
                 <w:sz w:val="18"/>
               </w:rPr>
-              <w:t>Explainability</w:t>
+              <w:t>Sem auth real</w:t>
             </w:r>
           </w:p>
         </w:tc>
@@ -2090,20 +2415,7 @@
               <w:rPr>
                 <w:sz w:val="18"/>
               </w:rPr>
-              <w:t xml:space="preserve">Citações </w:t>
-            </w:r>
-            <w:r>
-              <w:rPr>
-                <w:rFonts w:ascii="Consolas" w:hAnsi="Consolas"/>
-                <w:sz w:val="18"/>
-              </w:rPr>
-              <w:t>[Fonte: PMC-XXX]</w:t>
-            </w:r>
-            <w:r>
-              <w:rPr>
-                <w:sz w:val="18"/>
-              </w:rPr>
-              <w:t xml:space="preserve"> aparecem na síntese</w:t>
+              <w:t>Adicionar JWT/OAuth em produção</w:t>
             </w:r>
           </w:p>
         </w:tc>
@@ -2121,10 +2433,9 @@
             </w:r>
             <w:r>
               <w:rPr>
-                <w:b/>
                 <w:sz w:val="18"/>
               </w:rPr>
-              <w:t>RAG duplo</w:t>
+              <w:t>Sem histórico de consultas</w:t>
             </w:r>
           </w:p>
         </w:tc>
@@ -2142,7 +2453,7 @@
               <w:rPr>
                 <w:sz w:val="18"/>
               </w:rPr>
-              <w:t>2 colunas: RAG PMC + RAG Interno</w:t>
+              <w:t>Adicionar localStorage ou backend</w:t>
             </w:r>
           </w:p>
         </w:tc>
@@ -2160,10 +2471,9 @@
             </w:r>
             <w:r>
               <w:rPr>
-                <w:b/>
                 <w:sz w:val="18"/>
               </w:rPr>
-              <w:t>Auditoria</w:t>
+              <w:t>Sem upload de imagens/exames</w:t>
             </w:r>
           </w:p>
         </w:tc>
@@ -2181,85 +2491,7 @@
               <w:rPr>
                 <w:sz w:val="18"/>
               </w:rPr>
-              <w:t>Aba dedicada com dashboard</w:t>
-            </w:r>
-          </w:p>
-        </w:tc>
-      </w:tr>
-      <w:tr>
-        <w:tc>
-          <w:tcPr>
-            <w:tcW w:type="dxa" w:w="4320"/>
-          </w:tcPr>
-          <w:p>
-            <w:r>
-              <w:rPr>
-                <w:sz w:val="18"/>
-              </w:rPr>
-            </w:r>
-            <w:r>
-              <w:rPr>
-                <w:b/>
-                <w:sz w:val="18"/>
-              </w:rPr>
-              <w:t>3 agentes</w:t>
-            </w:r>
-          </w:p>
-        </w:tc>
-        <w:tc>
-          <w:tcPr>
-            <w:tcW w:type="dxa" w:w="4320"/>
-          </w:tcPr>
-          <w:p>
-            <w:r>
-              <w:rPr>
-                <w:sz w:val="18"/>
-              </w:rPr>
-            </w:r>
-            <w:r>
-              <w:rPr>
-                <w:sz w:val="18"/>
-              </w:rPr>
-              <w:t>3 outputs separados: Triagem, RAG, Síntese</w:t>
-            </w:r>
-          </w:p>
-        </w:tc>
-      </w:tr>
-      <w:tr>
-        <w:tc>
-          <w:tcPr>
-            <w:tcW w:type="dxa" w:w="4320"/>
-          </w:tcPr>
-          <w:p>
-            <w:r>
-              <w:rPr>
-                <w:sz w:val="18"/>
-              </w:rPr>
-            </w:r>
-            <w:r>
-              <w:rPr>
-                <w:b/>
-                <w:sz w:val="18"/>
-              </w:rPr>
-              <w:t>Disclaimer</w:t>
-            </w:r>
-          </w:p>
-        </w:tc>
-        <w:tc>
-          <w:tcPr>
-            <w:tcW w:type="dxa" w:w="4320"/>
-          </w:tcPr>
-          <w:p>
-            <w:r>
-              <w:rPr>
-                <w:sz w:val="18"/>
-              </w:rPr>
-            </w:r>
-            <w:r>
-              <w:rPr>
-                <w:sz w:val="18"/>
-              </w:rPr>
-              <w:t>Sempre visível no topo da síntese</w:t>
+              <w:t>Adicionar componente de upload</w:t>
             </w:r>
           </w:p>
         </w:tc>
@@ -2274,347 +2506,14 @@
       </w:r>
     </w:p>
     <w:p>
-      <w:pPr>
-        <w:pStyle w:val="Heading2"/>
-      </w:pPr>
-      <w:r>
-        <w:rPr>
-          <w:color w:val="2E74B5"/>
-        </w:rPr>
-        <w:t>🇧🇷 Tradução PT-BR ↔ EN (NOVO)</w:t>
-      </w:r>
-    </w:p>
-    <w:p>
-      <w:pPr>
-        <w:pStyle w:val="Heading3"/>
-      </w:pPr>
-      <w:r>
-        <w:rPr>
-          <w:color w:val="1F4E79"/>
-        </w:rPr>
-        <w:t>O que é</w:t>
-      </w:r>
-    </w:p>
-    <w:p>
-      <w:r>
-        <w:t>O modelo fine-tuned (BioMistral-7B) foi treinado 100% em inglês. Para suportar português brasileiro, adicionamos uma camada de tradução bidirecional usando MarianMT.</w:t>
-      </w:r>
-    </w:p>
-    <w:p>
-      <w:pPr>
-        <w:pStyle w:val="Heading3"/>
-      </w:pPr>
-      <w:r>
-        <w:rPr>
-          <w:color w:val="1F4E79"/>
-        </w:rPr>
-        <w:t>Como funciona</w:t>
-      </w:r>
-    </w:p>
-    <w:p>
-      <w:r>
-        <w:rPr>
-          <w:rFonts w:ascii="Consolas" w:hAnsi="Consolas"/>
-          <w:sz w:val="18"/>
-        </w:rPr>
-        <w:t>Pergunta PT-BR</w:t>
-        <w:br/>
-        <w:t xml:space="preserve">      ↓</w:t>
-        <w:br/>
-        <w:t>[MarianMT PT → EN]</w:t>
-        <w:br/>
-        <w:t xml:space="preserve">      ↓</w:t>
-        <w:br/>
-        <w:t>[BioMistral Fine-Tuned]  ← responde em inglês</w:t>
-        <w:br/>
-        <w:t xml:space="preserve">      ↓</w:t>
-        <w:br/>
-        <w:t>[MarianPT EN → PT]</w:t>
-        <w:br/>
-        <w:t xml:space="preserve">      ↓</w:t>
-        <w:br/>
-        <w:t>Resposta PT-BR</w:t>
-      </w:r>
-    </w:p>
-    <w:p>
-      <w:pPr>
-        <w:pStyle w:val="Heading3"/>
-      </w:pPr>
-      <w:r>
-        <w:rPr>
-          <w:color w:val="1F4E79"/>
-        </w:rPr>
-        <w:t>Como usar no código</w:t>
-      </w:r>
-    </w:p>
-    <w:p>
-      <w:r>
-        <w:rPr>
-          <w:rFonts w:ascii="Consolas" w:hAnsi="Consolas"/>
-          <w:sz w:val="18"/>
-        </w:rPr>
-        <w:t>from src.llm.assistente_traduzido import AssistenteTraduzido</w:t>
-        <w:br/>
-        <w:br/>
-        <w:t>bot = AssistenteTraduzido(</w:t>
-        <w:br/>
-        <w:t xml:space="preserve">    modelo_path="biomistral-medquad-lora",  # ou caminho local</w:t>
-        <w:br/>
-        <w:t xml:space="preserve">    device="cuda",  # ou "cpu"</w:t>
-        <w:br/>
-        <w:t>)</w:t>
-        <w:br/>
-        <w:br/>
-        <w:t># Pergunta em PT-BR, resposta em PT-BR</w:t>
-        <w:br/>
-        <w:t>resposta = bot.perguntar("O que é diabetes?")</w:t>
-        <w:br/>
-        <w:t>print(resposta)</w:t>
-      </w:r>
-    </w:p>
-    <w:p>
-      <w:pPr>
-        <w:pStyle w:val="Heading3"/>
-      </w:pPr>
-      <w:r>
-        <w:rPr>
-          <w:color w:val="1F4E79"/>
-        </w:rPr>
-        <w:t>Modo conversacional</w:t>
-      </w:r>
-    </w:p>
-    <w:p>
-      <w:r>
-        <w:rPr>
-          <w:rFonts w:ascii="Consolas" w:hAnsi="Consolas"/>
-          <w:sz w:val="18"/>
-        </w:rPr>
-        <w:t>python src/llm/assistente_traduzido.py</w:t>
-        <w:br/>
-        <w:t># Modo chat interativo</w:t>
-      </w:r>
-    </w:p>
-    <w:p>
-      <w:pPr>
-        <w:pStyle w:val="Heading3"/>
-      </w:pPr>
-      <w:r>
-        <w:rPr>
-          <w:color w:val="1F4E79"/>
-        </w:rPr>
-        <w:t>Limitações conhecidas</w:t>
-      </w:r>
-    </w:p>
-    <w:p>
-      <w:pPr>
-        <w:pStyle w:val="ListBullet"/>
-      </w:pPr>
-      <w:r>
-        <w:t>Termos técnicos médicos podem ser traduzidos literalmente</w:t>
-      </w:r>
-    </w:p>
-    <w:p>
-      <w:pPr>
-        <w:pStyle w:val="ListBullet"/>
-      </w:pPr>
-      <w:r>
-        <w:t>Latência adicionada: ~3-5s por pergunta (total: 8-15s)</w:t>
-      </w:r>
-    </w:p>
-    <w:p>
-      <w:pPr>
-        <w:pStyle w:val="ListBullet"/>
-      </w:pPr>
-      <w:r>
-        <w:t>MarianMT foi treinado mais com PT europeu (não PT-BR nativo)</w:t>
-      </w:r>
-    </w:p>
-    <w:p>
-      <w:r>
-        <w:rPr>
-          <w:color w:val="CCCCCC"/>
-        </w:rPr>
-        <w:t>────────────────────────────────────────────────────────────</w:t>
-      </w:r>
-    </w:p>
-    <w:p>
-      <w:pPr>
-        <w:pStyle w:val="Heading2"/>
-      </w:pPr>
-      <w:r>
-        <w:rPr>
-          <w:color w:val="2E74B5"/>
-        </w:rPr>
-        <w:t>📞 Suporte</w:t>
-      </w:r>
-    </w:p>
-    <w:p>
-      <w:pPr>
-        <w:pStyle w:val="ListBullet"/>
-      </w:pPr>
       <w:r>
         <w:rPr>
           <w:b/>
         </w:rPr>
-        <w:t>Código fonte</w:t>
+        <w:t>Versão</w:t>
       </w:r>
       <w:r>
-        <w:t xml:space="preserve">: </w:t>
-      </w:r>
-      <w:r>
-        <w:rPr>
-          <w:rFonts w:ascii="Consolas" w:hAnsi="Consolas"/>
-          <w:sz w:val="20"/>
-        </w:rPr>
-        <w:t>src/ui/gradio_app.py</w:t>
-      </w:r>
-      <w:r>
-        <w:t xml:space="preserve"> (18 KB, documentado)</w:t>
-      </w:r>
-    </w:p>
-    <w:p>
-      <w:pPr>
-        <w:pStyle w:val="ListBullet"/>
-      </w:pPr>
-      <w:r>
-        <w:rPr>
-          <w:b/>
-        </w:rPr>
-        <w:t>Código tradutor</w:t>
-      </w:r>
-      <w:r>
-        <w:t xml:space="preserve">: </w:t>
-      </w:r>
-      <w:r>
-        <w:rPr>
-          <w:rFonts w:ascii="Consolas" w:hAnsi="Consolas"/>
-          <w:sz w:val="20"/>
-        </w:rPr>
-        <w:t>src/llm/assistente_traduzido.py</w:t>
-      </w:r>
-      <w:r>
-        <w:t xml:space="preserve"> (8 KB)</w:t>
-      </w:r>
-    </w:p>
-    <w:p>
-      <w:pPr>
-        <w:pStyle w:val="ListBullet"/>
-      </w:pPr>
-      <w:r>
-        <w:rPr>
-          <w:b/>
-        </w:rPr>
-        <w:t>Código RAG</w:t>
-      </w:r>
-      <w:r>
-        <w:t xml:space="preserve">: </w:t>
-      </w:r>
-      <w:r>
-        <w:rPr>
-          <w:rFonts w:ascii="Consolas" w:hAnsi="Consolas"/>
-          <w:sz w:val="20"/>
-        </w:rPr>
-        <w:t>src/rag/retriever.py</w:t>
-      </w:r>
-      <w:r>
-        <w:t xml:space="preserve"> + </w:t>
-      </w:r>
-      <w:r>
-        <w:rPr>
-          <w:rFonts w:ascii="Consolas" w:hAnsi="Consolas"/>
-          <w:sz w:val="20"/>
-        </w:rPr>
-        <w:t>src/rag/build_index_chatbulario.py</w:t>
-      </w:r>
-    </w:p>
-    <w:p>
-      <w:pPr>
-        <w:pStyle w:val="ListBullet"/>
-      </w:pPr>
-      <w:r>
-        <w:rPr>
-          <w:b/>
-        </w:rPr>
-        <w:t>Logs</w:t>
-      </w:r>
-      <w:r>
-        <w:t>: aba Auditoria da própria UI</w:t>
-      </w:r>
-    </w:p>
-    <w:p>
-      <w:pPr>
-        <w:pStyle w:val="ListBullet"/>
-      </w:pPr>
-      <w:r>
-        <w:rPr>
-          <w:b/>
-        </w:rPr>
-        <w:t>Issues</w:t>
-      </w:r>
-      <w:r>
-        <w:t xml:space="preserve">: GitHub Issues do repo </w:t>
-      </w:r>
-      <w:r>
-        <w:rPr>
-          <w:rFonts w:ascii="Consolas" w:hAnsi="Consolas"/>
-          <w:sz w:val="20"/>
-        </w:rPr>
-        <w:t>Flamers-Team/Techchalleng3</w:t>
-      </w:r>
-    </w:p>
-    <w:p>
-      <w:r>
-        <w:rPr>
-          <w:color w:val="CCCCCC"/>
-        </w:rPr>
-        <w:t>────────────────────────────────────────────────────────────</w:t>
-      </w:r>
-    </w:p>
-    <w:p>
-      <w:pPr>
-        <w:pStyle w:val="Heading1"/>
-      </w:pPr>
-      <w:r>
-        <w:rPr>
-          <w:color w:val="1F497D"/>
-        </w:rPr>
-        <w:t>🆕 Atualização ago/2026 (08/09)</w:t>
-      </w:r>
-    </w:p>
-    <w:p>
-      <w:r>
-        <w:t xml:space="preserve">Esta seção documenta as </w:t>
-      </w:r>
-      <w:r>
-        <w:rPr>
-          <w:b/>
-        </w:rPr>
-        <w:t>mudanças recentes</w:t>
-      </w:r>
-      <w:r>
-        <w:t xml:space="preserve"> que não estão refletidas no corpo principal do manual.</w:t>
-      </w:r>
-    </w:p>
-    <w:p>
-      <w:pPr>
-        <w:pStyle w:val="Heading2"/>
-      </w:pPr>
-      <w:r>
-        <w:rPr>
-          <w:color w:val="2E74B5"/>
-        </w:rPr>
-        <w:t>Mudanças Críticas</w:t>
-      </w:r>
-    </w:p>
-    <w:p>
-      <w:pPr>
-        <w:pStyle w:val="Heading3"/>
-      </w:pPr>
-      <w:r>
-        <w:rPr>
-          <w:color w:val="1F4E79"/>
-        </w:rPr>
-        <w:t>1. Remoção do mock PMC (fontes inventadas)</w:t>
+        <w:t>: 2.0 (React)</w:t>
       </w:r>
     </w:p>
     <w:p>
@@ -2622,1066 +2521,10 @@
         <w:rPr>
           <w:b/>
         </w:rPr>
-        <w:t>Antes</w:t>
+        <w:t>Stack</w:t>
       </w:r>
       <w:r>
-        <w:t xml:space="preserve">: </w:t>
-      </w:r>
-      <w:r>
-        <w:rPr>
-          <w:rFonts w:ascii="Consolas" w:hAnsi="Consolas"/>
-          <w:sz w:val="20"/>
-        </w:rPr>
-        <w:t>retrieve_pmc()</w:t>
-      </w:r>
-      <w:r>
-        <w:t xml:space="preserve"> retornava fontes falsas tipo </w:t>
-      </w:r>
-      <w:r>
-        <w:rPr>
-          <w:rFonts w:ascii="Consolas" w:hAnsi="Consolas"/>
-          <w:sz w:val="20"/>
-        </w:rPr>
-        <w:t>PMC-10000</w:t>
-      </w:r>
-      <w:r>
-        <w:t xml:space="preserve">, </w:t>
-      </w:r>
-      <w:r>
-        <w:rPr>
-          <w:rFonts w:ascii="Consolas" w:hAnsi="Consolas"/>
-          <w:sz w:val="20"/>
-        </w:rPr>
-        <w:t>PMC-10001</w:t>
-      </w:r>
-      <w:r>
-        <w:t>.</w:t>
-      </w:r>
-    </w:p>
-    <w:p>
-      <w:r>
-        <w:rPr>
-          <w:b/>
-        </w:rPr>
-        <w:t>Agora</w:t>
-      </w:r>
-      <w:r>
-        <w:t xml:space="preserve">: Função removida. RAG usa apenas </w:t>
-      </w:r>
-      <w:r>
-        <w:rPr>
-          <w:b/>
-        </w:rPr>
-        <w:t>ChatBulário</w:t>
-      </w:r>
-      <w:r>
-        <w:t xml:space="preserve"> (bulas reais em PT-BR).</w:t>
-      </w:r>
-    </w:p>
-    <w:p>
-      <w:r>
-        <w:rPr>
-          <w:b/>
-        </w:rPr>
-        <w:t>Impacto</w:t>
-      </w:r>
-      <w:r>
-        <w:t>:</w:t>
-      </w:r>
-    </w:p>
-    <w:p>
-      <w:pPr>
-        <w:pStyle w:val="ListBullet"/>
-      </w:pPr>
-      <w:r>
-        <w:t>✅ Nenhuma fonte falsa na UI</w:t>
-      </w:r>
-    </w:p>
-    <w:p>
-      <w:pPr>
-        <w:pStyle w:val="ListBullet"/>
-      </w:pPr>
-      <w:r>
-        <w:t>✅ Mensagens de erro claras se RAG falhar</w:t>
-      </w:r>
-    </w:p>
-    <w:p>
-      <w:pPr>
-        <w:pStyle w:val="ListBullet"/>
-      </w:pPr>
-      <w:r>
-        <w:t>❌ Sem acesso à "literatura científica" (você pode adicionar AWS S3 depois se quiser)</w:t>
-      </w:r>
-    </w:p>
-    <w:p>
-      <w:pPr>
-        <w:pStyle w:val="Heading3"/>
-      </w:pPr>
-      <w:r>
-        <w:rPr>
-          <w:color w:val="1F4E79"/>
-        </w:rPr>
-        <w:t>2. RAG completo com 3 fontes (25.832 docs)</w:t>
-      </w:r>
-    </w:p>
-    <w:tbl>
-      <w:tblPr>
-        <w:tblStyle w:val="LightGrid-Accent1"/>
-        <w:tblW w:type="auto" w:w="0"/>
-        <w:tblLook w:firstColumn="1" w:firstRow="1" w:lastColumn="0" w:lastRow="0" w:noHBand="0" w:noVBand="1" w:val="04A0"/>
-      </w:tblPr>
-      <w:tblGrid>
-        <w:gridCol w:w="2880"/>
-        <w:gridCol w:w="2880"/>
-        <w:gridCol w:w="2880"/>
-      </w:tblGrid>
-      <w:tr>
-        <w:tc>
-          <w:tcPr>
-            <w:tcW w:type="dxa" w:w="2880"/>
-            <w:shd w:fill="1F497D"/>
-          </w:tcPr>
-          <w:p>
-            <w:r/>
-            <w:r>
-              <w:rPr>
-                <w:b/>
-                <w:color w:val="FFFFFF"/>
-                <w:sz w:val="20"/>
-              </w:rPr>
-              <w:t>Collection</w:t>
-            </w:r>
-          </w:p>
-        </w:tc>
-        <w:tc>
-          <w:tcPr>
-            <w:tcW w:type="dxa" w:w="2880"/>
-            <w:shd w:fill="1F497D"/>
-          </w:tcPr>
-          <w:p>
-            <w:r/>
-            <w:r>
-              <w:rPr>
-                <w:b/>
-                <w:color w:val="FFFFFF"/>
-                <w:sz w:val="20"/>
-              </w:rPr>
-              <w:t>Docs</w:t>
-            </w:r>
-          </w:p>
-        </w:tc>
-        <w:tc>
-          <w:tcPr>
-            <w:tcW w:type="dxa" w:w="2880"/>
-            <w:shd w:fill="1F497D"/>
-          </w:tcPr>
-          <w:p>
-            <w:r/>
-            <w:r>
-              <w:rPr>
-                <w:b/>
-                <w:color w:val="FFFFFF"/>
-                <w:sz w:val="20"/>
-              </w:rPr>
-              <w:t>Conteúdo</w:t>
-            </w:r>
-          </w:p>
-        </w:tc>
-      </w:tr>
-      <w:tr>
-        <w:tc>
-          <w:tcPr>
-            <w:tcW w:type="dxa" w:w="2880"/>
-          </w:tcPr>
-          <w:p>
-            <w:r>
-              <w:rPr>
-                <w:sz w:val="18"/>
-              </w:rPr>
-            </w:r>
-            <w:r>
-              <w:rPr>
-                <w:rFonts w:ascii="Consolas" w:hAnsi="Consolas"/>
-                <w:sz w:val="18"/>
-              </w:rPr>
-              <w:t>chatbulario</w:t>
-            </w:r>
-          </w:p>
-        </w:tc>
-        <w:tc>
-          <w:tcPr>
-            <w:tcW w:type="dxa" w:w="2880"/>
-          </w:tcPr>
-          <w:p>
-            <w:r>
-              <w:rPr>
-                <w:sz w:val="18"/>
-              </w:rPr>
-            </w:r>
-            <w:r>
-              <w:rPr>
-                <w:sz w:val="18"/>
-              </w:rPr>
-              <w:t>10.000</w:t>
-            </w:r>
-          </w:p>
-        </w:tc>
-        <w:tc>
-          <w:tcPr>
-            <w:tcW w:type="dxa" w:w="2880"/>
-          </w:tcPr>
-          <w:p>
-            <w:r>
-              <w:rPr>
-                <w:sz w:val="18"/>
-              </w:rPr>
-            </w:r>
-            <w:r>
-              <w:rPr>
-                <w:sz w:val="18"/>
-              </w:rPr>
-              <w:t>Bulas ANVISA (PT-BR)</w:t>
-            </w:r>
-          </w:p>
-        </w:tc>
-      </w:tr>
-      <w:tr>
-        <w:tc>
-          <w:tcPr>
-            <w:tcW w:type="dxa" w:w="2880"/>
-          </w:tcPr>
-          <w:p>
-            <w:r>
-              <w:rPr>
-                <w:sz w:val="18"/>
-              </w:rPr>
-            </w:r>
-            <w:r>
-              <w:rPr>
-                <w:rFonts w:ascii="Consolas" w:hAnsi="Consolas"/>
-                <w:sz w:val="18"/>
-              </w:rPr>
-              <w:t>cid10</w:t>
-            </w:r>
-          </w:p>
-        </w:tc>
-        <w:tc>
-          <w:tcPr>
-            <w:tcW w:type="dxa" w:w="2880"/>
-          </w:tcPr>
-          <w:p>
-            <w:r>
-              <w:rPr>
-                <w:sz w:val="18"/>
-              </w:rPr>
-            </w:r>
-            <w:r>
-              <w:rPr>
-                <w:sz w:val="18"/>
-              </w:rPr>
-              <w:t>12.451</w:t>
-            </w:r>
-          </w:p>
-        </w:tc>
-        <w:tc>
-          <w:tcPr>
-            <w:tcW w:type="dxa" w:w="2880"/>
-          </w:tcPr>
-          <w:p>
-            <w:r>
-              <w:rPr>
-                <w:sz w:val="18"/>
-              </w:rPr>
-            </w:r>
-            <w:r>
-              <w:rPr>
-                <w:sz w:val="18"/>
-              </w:rPr>
-              <w:t>Códigos de doenças</w:t>
-            </w:r>
-          </w:p>
-        </w:tc>
-      </w:tr>
-      <w:tr>
-        <w:tc>
-          <w:tcPr>
-            <w:tcW w:type="dxa" w:w="2880"/>
-          </w:tcPr>
-          <w:p>
-            <w:r>
-              <w:rPr>
-                <w:sz w:val="18"/>
-              </w:rPr>
-            </w:r>
-            <w:r>
-              <w:rPr>
-                <w:rFonts w:ascii="Consolas" w:hAnsi="Consolas"/>
-                <w:sz w:val="18"/>
-              </w:rPr>
-              <w:t>synthetic</w:t>
-            </w:r>
-          </w:p>
-        </w:tc>
-        <w:tc>
-          <w:tcPr>
-            <w:tcW w:type="dxa" w:w="2880"/>
-          </w:tcPr>
-          <w:p>
-            <w:r>
-              <w:rPr>
-                <w:sz w:val="18"/>
-              </w:rPr>
-            </w:r>
-            <w:r>
-              <w:rPr>
-                <w:sz w:val="18"/>
-              </w:rPr>
-              <w:t>3.381</w:t>
-            </w:r>
-          </w:p>
-        </w:tc>
-        <w:tc>
-          <w:tcPr>
-            <w:tcW w:type="dxa" w:w="2880"/>
-          </w:tcPr>
-          <w:p>
-            <w:r>
-              <w:rPr>
-                <w:sz w:val="18"/>
-              </w:rPr>
-            </w:r>
-            <w:r>
-              <w:rPr>
-                <w:sz w:val="18"/>
-              </w:rPr>
-              <w:t>Notas clínicas sintéticas</w:t>
-            </w:r>
-          </w:p>
-        </w:tc>
-      </w:tr>
-      <w:tr>
-        <w:tc>
-          <w:tcPr>
-            <w:tcW w:type="dxa" w:w="2880"/>
-          </w:tcPr>
-          <w:p>
-            <w:r>
-              <w:rPr>
-                <w:sz w:val="18"/>
-              </w:rPr>
-            </w:r>
-            <w:r>
-              <w:rPr>
-                <w:b/>
-                <w:sz w:val="18"/>
-              </w:rPr>
-              <w:t>Total</w:t>
-            </w:r>
-          </w:p>
-        </w:tc>
-        <w:tc>
-          <w:tcPr>
-            <w:tcW w:type="dxa" w:w="2880"/>
-          </w:tcPr>
-          <w:p>
-            <w:r>
-              <w:rPr>
-                <w:sz w:val="18"/>
-              </w:rPr>
-            </w:r>
-            <w:r>
-              <w:rPr>
-                <w:b/>
-                <w:sz w:val="18"/>
-              </w:rPr>
-              <w:t>25.832</w:t>
-            </w:r>
-          </w:p>
-        </w:tc>
-        <w:tc>
-          <w:tcPr>
-            <w:tcW w:type="dxa" w:w="2880"/>
-          </w:tcPr>
-          <w:p>
-            <w:r>
-              <w:rPr>
-                <w:sz w:val="18"/>
-              </w:rPr>
-            </w:r>
-          </w:p>
-        </w:tc>
-      </w:tr>
-    </w:tbl>
-    <w:p>
-      <w:pPr>
-        <w:pStyle w:val="Heading3"/>
-      </w:pPr>
-      <w:r>
-        <w:rPr>
-          <w:color w:val="1F4E79"/>
-        </w:rPr>
-        <w:t>3. Tratamento de erro robusto</w:t>
-      </w:r>
-    </w:p>
-    <w:p>
-      <w:pPr>
-        <w:pStyle w:val="ListBullet"/>
-      </w:pPr>
-      <w:r>
-        <w:rPr>
-          <w:rFonts w:ascii="Consolas" w:hAnsi="Consolas"/>
-          <w:sz w:val="20"/>
-        </w:rPr>
-        <w:t>LLMNotAvailableError</w:t>
-      </w:r>
-      <w:r>
-        <w:t xml:space="preserve"> levantada quando modelo não carrega</w:t>
-      </w:r>
-    </w:p>
-    <w:p>
-      <w:pPr>
-        <w:pStyle w:val="ListBullet"/>
-      </w:pPr>
-      <w:r>
-        <w:t>Mensagens de erro com instruções de como resolver</w:t>
-      </w:r>
-    </w:p>
-    <w:p>
-      <w:pPr>
-        <w:pStyle w:val="ListBullet"/>
-      </w:pPr>
-      <w:r>
-        <w:t>Não retorna mais dados falsos/fixos</w:t>
-      </w:r>
-    </w:p>
-    <w:p>
-      <w:pPr>
-        <w:pStyle w:val="Heading3"/>
-      </w:pPr>
-      <w:r>
-        <w:rPr>
-          <w:color w:val="1F4E79"/>
-        </w:rPr>
-        <w:t>4. Refatoração `docs/generator.py`</w:t>
-      </w:r>
-    </w:p>
-    <w:p>
-      <w:r>
-        <w:rPr>
-          <w:b/>
-        </w:rPr>
-        <w:t>Antes</w:t>
-      </w:r>
-      <w:r>
-        <w:t xml:space="preserve">: CRM hardcoded </w:t>
-      </w:r>
-      <w:r>
-        <w:rPr>
-          <w:rFonts w:ascii="Consolas" w:hAnsi="Consolas"/>
-          <w:sz w:val="20"/>
-        </w:rPr>
-        <w:t>"12345-DF"</w:t>
-      </w:r>
-      <w:r>
-        <w:t>, dados de exemplo fixos.</w:t>
-      </w:r>
-    </w:p>
-    <w:p>
-      <w:r>
-        <w:rPr>
-          <w:b/>
-        </w:rPr>
-        <w:t>Agora</w:t>
-      </w:r>
-      <w:r>
-        <w:t>: Placeholders claros (</w:t>
-      </w:r>
-      <w:r>
-        <w:rPr>
-          <w:rFonts w:ascii="Consolas" w:hAnsi="Consolas"/>
-          <w:sz w:val="20"/>
-        </w:rPr>
-        <w:t>"[PACIENTE - inserir nome]"</w:t>
-      </w:r>
-      <w:r>
-        <w:t xml:space="preserve">, </w:t>
-      </w:r>
-      <w:r>
-        <w:rPr>
-          <w:rFonts w:ascii="Consolas" w:hAnsi="Consolas"/>
-          <w:sz w:val="20"/>
-        </w:rPr>
-        <w:t>"[CRM-XX]"</w:t>
-      </w:r>
-      <w:r>
-        <w:t>).</w:t>
-      </w:r>
-    </w:p>
-    <w:p>
-      <w:r>
-        <w:rPr>
-          <w:b/>
-        </w:rPr>
-        <w:t>Em produção</w:t>
-      </w:r>
-      <w:r>
-        <w:t>: dados vêm do input do médico via gradio_app.py.</w:t>
-      </w:r>
-    </w:p>
-    <w:p>
-      <w:pPr>
-        <w:pStyle w:val="Heading3"/>
-      </w:pPr>
-      <w:r>
-        <w:rPr>
-          <w:color w:val="1F4E79"/>
-        </w:rPr>
-        <w:t>5. Limpeza de cache</w:t>
-      </w:r>
-    </w:p>
-    <w:p>
-      <w:r>
-        <w:t xml:space="preserve">Removidos 178 MB de arquivos </w:t>
-      </w:r>
-      <w:r>
-        <w:rPr>
-          <w:rFonts w:ascii="Consolas" w:hAnsi="Consolas"/>
-          <w:sz w:val="20"/>
-        </w:rPr>
-        <w:t>.arrow</w:t>
-      </w:r>
-      <w:r>
-        <w:t xml:space="preserve"> (cache HuggingFace temporário).</w:t>
-      </w:r>
-    </w:p>
-    <w:p>
-      <w:pPr>
-        <w:pStyle w:val="Heading2"/>
-      </w:pPr>
-      <w:r>
-        <w:rPr>
-          <w:color w:val="2E74B5"/>
-        </w:rPr>
-        <w:t>Próximos passos</w:t>
-      </w:r>
-    </w:p>
-    <w:p>
-      <w:pPr>
-        <w:pStyle w:val="ListBullet"/>
-      </w:pPr>
-      <w:r>
-        <w:t>[ ] Gravar vídeo demo</w:t>
-      </w:r>
-    </w:p>
-    <w:p>
-      <w:pPr>
-        <w:pStyle w:val="ListBullet"/>
-      </w:pPr>
-      <w:r>
-        <w:t>[ ] Deploy HuggingFace Space (opcional, pago)</w:t>
-      </w:r>
-    </w:p>
-    <w:p>
-      <w:pPr>
-        <w:pStyle w:val="ListBullet"/>
-      </w:pPr>
-      <w:r>
-        <w:t xml:space="preserve">[ ] Substituir </w:t>
-      </w:r>
-      <w:r>
-        <w:rPr>
-          <w:rFonts w:ascii="Consolas" w:hAnsi="Consolas"/>
-          <w:sz w:val="20"/>
-        </w:rPr>
-        <w:t>PMC-10000</w:t>
-      </w:r>
-      <w:r>
-        <w:t xml:space="preserve"> mock se você precisar de literatura</w:t>
-      </w:r>
-    </w:p>
-    <w:p>
-      <w:r>
-        <w:rPr>
-          <w:color w:val="CCCCCC"/>
-        </w:rPr>
-        <w:t>────────────────────────────────────────────────────────────</w:t>
-      </w:r>
-    </w:p>
-    <w:p>
-      <w:pPr>
-        <w:pStyle w:val="Heading2"/>
-      </w:pPr>
-      <w:r>
-        <w:rPr>
-          <w:color w:val="2E74B5"/>
-        </w:rPr>
-        <w:t>🗄️ RAG — Base de Conhecimento (ATUALIZADO AGO/2026)</w:t>
-      </w:r>
-    </w:p>
-    <w:p>
-      <w:pPr>
-        <w:pStyle w:val="Heading3"/>
-      </w:pPr>
-      <w:r>
-        <w:rPr>
-          <w:color w:val="1F4E79"/>
-        </w:rPr>
-        <w:t>O que mudou</w:t>
-      </w:r>
-    </w:p>
-    <w:p>
-      <w:r>
-        <w:t xml:space="preserve">Até ago/2026 o RAG usava </w:t>
-      </w:r>
-      <w:r>
-        <w:rPr>
-          <w:rFonts w:ascii="Consolas" w:hAnsi="Consolas"/>
-          <w:sz w:val="20"/>
-        </w:rPr>
-        <w:t>anvisa_medicamentos.csv</w:t>
-      </w:r>
-      <w:r>
-        <w:t xml:space="preserve"> (só metadados). Agora usa </w:t>
-      </w:r>
-      <w:r>
-        <w:rPr>
-          <w:b/>
-        </w:rPr>
-        <w:t>ChatBulário</w:t>
-      </w:r>
-      <w:r>
-        <w:t xml:space="preserve"> (texto completo das bulas em PT-BR).</w:t>
-      </w:r>
-    </w:p>
-    <w:p>
-      <w:pPr>
-        <w:pStyle w:val="Heading3"/>
-      </w:pPr>
-      <w:r>
-        <w:rPr>
-          <w:color w:val="1F4E79"/>
-        </w:rPr>
-        <w:t>Comparação</w:t>
-      </w:r>
-    </w:p>
-    <w:tbl>
-      <w:tblPr>
-        <w:tblStyle w:val="LightGrid-Accent1"/>
-        <w:tblW w:type="auto" w:w="0"/>
-        <w:tblLook w:firstColumn="1" w:firstRow="1" w:lastColumn="0" w:lastRow="0" w:noHBand="0" w:noVBand="1" w:val="04A0"/>
-      </w:tblPr>
-      <w:tblGrid>
-        <w:gridCol w:w="2880"/>
-        <w:gridCol w:w="2880"/>
-        <w:gridCol w:w="2880"/>
-      </w:tblGrid>
-      <w:tr>
-        <w:tc>
-          <w:tcPr>
-            <w:tcW w:type="dxa" w:w="2880"/>
-            <w:shd w:fill="1F497D"/>
-          </w:tcPr>
-          <w:p>
-            <w:r/>
-            <w:r>
-              <w:rPr>
-                <w:b/>
-                <w:color w:val="FFFFFF"/>
-                <w:sz w:val="20"/>
-              </w:rPr>
-              <w:t>Aspecto</w:t>
-            </w:r>
-          </w:p>
-        </w:tc>
-        <w:tc>
-          <w:tcPr>
-            <w:tcW w:type="dxa" w:w="2880"/>
-            <w:shd w:fill="1F497D"/>
-          </w:tcPr>
-          <w:p>
-            <w:r/>
-            <w:r>
-              <w:rPr>
-                <w:b/>
-                <w:color w:val="FFFFFF"/>
-                <w:sz w:val="20"/>
-              </w:rPr>
-              <w:t>Antes (anvisa_medicamentos.csv)</w:t>
-            </w:r>
-          </w:p>
-        </w:tc>
-        <w:tc>
-          <w:tcPr>
-            <w:tcW w:type="dxa" w:w="2880"/>
-            <w:shd w:fill="1F497D"/>
-          </w:tcPr>
-          <w:p>
-            <w:r/>
-            <w:r>
-              <w:rPr>
-                <w:b/>
-                <w:color w:val="FFFFFF"/>
-                <w:sz w:val="20"/>
-              </w:rPr>
-              <w:t>Agora (ChatBulário)</w:t>
-            </w:r>
-          </w:p>
-        </w:tc>
-      </w:tr>
-      <w:tr>
-        <w:tc>
-          <w:tcPr>
-            <w:tcW w:type="dxa" w:w="2880"/>
-          </w:tcPr>
-          <w:p>
-            <w:r>
-              <w:rPr>
-                <w:sz w:val="18"/>
-              </w:rPr>
-            </w:r>
-            <w:r>
-              <w:rPr>
-                <w:sz w:val="18"/>
-              </w:rPr>
-              <w:t>Conteúdo</w:t>
-            </w:r>
-          </w:p>
-        </w:tc>
-        <w:tc>
-          <w:tcPr>
-            <w:tcW w:type="dxa" w:w="2880"/>
-          </w:tcPr>
-          <w:p>
-            <w:r>
-              <w:rPr>
-                <w:sz w:val="18"/>
-              </w:rPr>
-            </w:r>
-            <w:r>
-              <w:rPr>
-                <w:sz w:val="18"/>
-              </w:rPr>
-              <w:t>Nome, classe, registro, princípio ativo</w:t>
-            </w:r>
-          </w:p>
-        </w:tc>
-        <w:tc>
-          <w:tcPr>
-            <w:tcW w:type="dxa" w:w="2880"/>
-          </w:tcPr>
-          <w:p>
-            <w:r>
-              <w:rPr>
-                <w:sz w:val="18"/>
-              </w:rPr>
-            </w:r>
-            <w:r>
-              <w:rPr>
-                <w:b/>
-                <w:sz w:val="18"/>
-              </w:rPr>
-              <w:t>Texto completo da bula</w:t>
-            </w:r>
-          </w:p>
-        </w:tc>
-      </w:tr>
-      <w:tr>
-        <w:tc>
-          <w:tcPr>
-            <w:tcW w:type="dxa" w:w="2880"/>
-          </w:tcPr>
-          <w:p>
-            <w:r>
-              <w:rPr>
-                <w:sz w:val="18"/>
-              </w:rPr>
-            </w:r>
-            <w:r>
-              <w:rPr>
-                <w:sz w:val="18"/>
-              </w:rPr>
-              <w:t>Formato</w:t>
-            </w:r>
-          </w:p>
-        </w:tc>
-        <w:tc>
-          <w:tcPr>
-            <w:tcW w:type="dxa" w:w="2880"/>
-          </w:tcPr>
-          <w:p>
-            <w:r>
-              <w:rPr>
-                <w:sz w:val="18"/>
-              </w:rPr>
-            </w:r>
-            <w:r>
-              <w:rPr>
-                <w:sz w:val="18"/>
-              </w:rPr>
-              <w:t>CSV tabular</w:t>
-            </w:r>
-          </w:p>
-        </w:tc>
-        <w:tc>
-          <w:tcPr>
-            <w:tcW w:type="dxa" w:w="2880"/>
-          </w:tcPr>
-          <w:p>
-            <w:r>
-              <w:rPr>
-                <w:sz w:val="18"/>
-              </w:rPr>
-            </w:r>
-            <w:r>
-              <w:rPr>
-                <w:sz w:val="18"/>
-              </w:rPr>
-              <w:t>Pares pergunta-resposta</w:t>
-            </w:r>
-          </w:p>
-        </w:tc>
-      </w:tr>
-      <w:tr>
-        <w:tc>
-          <w:tcPr>
-            <w:tcW w:type="dxa" w:w="2880"/>
-          </w:tcPr>
-          <w:p>
-            <w:r>
-              <w:rPr>
-                <w:sz w:val="18"/>
-              </w:rPr>
-            </w:r>
-            <w:r>
-              <w:rPr>
-                <w:sz w:val="18"/>
-              </w:rPr>
-              <w:t>Total</w:t>
-            </w:r>
-          </w:p>
-        </w:tc>
-        <w:tc>
-          <w:tcPr>
-            <w:tcW w:type="dxa" w:w="2880"/>
-          </w:tcPr>
-          <w:p>
-            <w:r>
-              <w:rPr>
-                <w:sz w:val="18"/>
-              </w:rPr>
-            </w:r>
-            <w:r>
-              <w:rPr>
-                <w:sz w:val="18"/>
-              </w:rPr>
-              <w:t>43.445 metadados</w:t>
-            </w:r>
-          </w:p>
-        </w:tc>
-        <w:tc>
-          <w:tcPr>
-            <w:tcW w:type="dxa" w:w="2880"/>
-          </w:tcPr>
-          <w:p>
-            <w:r>
-              <w:rPr>
-                <w:sz w:val="18"/>
-              </w:rPr>
-            </w:r>
-            <w:r>
-              <w:rPr>
-                <w:b/>
-                <w:sz w:val="18"/>
-              </w:rPr>
-              <w:t>68.938 pares Q&amp;A</w:t>
-            </w:r>
-          </w:p>
-        </w:tc>
-      </w:tr>
-      <w:tr>
-        <w:tc>
-          <w:tcPr>
-            <w:tcW w:type="dxa" w:w="2880"/>
-          </w:tcPr>
-          <w:p>
-            <w:r>
-              <w:rPr>
-                <w:sz w:val="18"/>
-              </w:rPr>
-            </w:r>
-            <w:r>
-              <w:rPr>
-                <w:sz w:val="18"/>
-              </w:rPr>
-              <w:t>Idioma</w:t>
-            </w:r>
-          </w:p>
-        </w:tc>
-        <w:tc>
-          <w:tcPr>
-            <w:tcW w:type="dxa" w:w="2880"/>
-          </w:tcPr>
-          <w:p>
-            <w:r>
-              <w:rPr>
-                <w:sz w:val="18"/>
-              </w:rPr>
-            </w:r>
-            <w:r>
-              <w:rPr>
-                <w:sz w:val="18"/>
-              </w:rPr>
-              <w:t>PT-BR (metadados)</w:t>
-            </w:r>
-          </w:p>
-        </w:tc>
-        <w:tc>
-          <w:tcPr>
-            <w:tcW w:type="dxa" w:w="2880"/>
-          </w:tcPr>
-          <w:p>
-            <w:r>
-              <w:rPr>
-                <w:sz w:val="18"/>
-              </w:rPr>
-            </w:r>
-            <w:r>
-              <w:rPr>
-                <w:sz w:val="18"/>
-              </w:rPr>
-              <w:t>PT-BR (texto natural)</w:t>
-            </w:r>
-          </w:p>
-        </w:tc>
-      </w:tr>
-      <w:tr>
-        <w:tc>
-          <w:tcPr>
-            <w:tcW w:type="dxa" w:w="2880"/>
-          </w:tcPr>
-          <w:p>
-            <w:r>
-              <w:rPr>
-                <w:sz w:val="18"/>
-              </w:rPr>
-            </w:r>
-            <w:r>
-              <w:rPr>
-                <w:sz w:val="18"/>
-              </w:rPr>
-              <w:t>Perguntas suportadas</w:t>
-            </w:r>
-          </w:p>
-        </w:tc>
-        <w:tc>
-          <w:tcPr>
-            <w:tcW w:type="dxa" w:w="2880"/>
-          </w:tcPr>
-          <w:p>
-            <w:r>
-              <w:rPr>
-                <w:sz w:val="18"/>
-              </w:rPr>
-            </w:r>
-            <w:r>
-              <w:rPr>
-                <w:sz w:val="18"/>
-              </w:rPr>
-              <w:t>"Qual o nome deste remédio?"</w:t>
-            </w:r>
-          </w:p>
-        </w:tc>
-        <w:tc>
-          <w:tcPr>
-            <w:tcW w:type="dxa" w:w="2880"/>
-          </w:tcPr>
-          <w:p>
-            <w:r>
-              <w:rPr>
-                <w:sz w:val="18"/>
-              </w:rPr>
-            </w:r>
-            <w:r>
-              <w:rPr>
-                <w:sz w:val="18"/>
-              </w:rPr>
-              <w:t>"Efeitos colaterais", "Posologia", "Interação medicamentosa"</w:t>
-            </w:r>
-          </w:p>
-        </w:tc>
-      </w:tr>
-    </w:tbl>
-    <w:p>
-      <w:pPr>
-        <w:pStyle w:val="Heading3"/>
-      </w:pPr>
-      <w:r>
-        <w:rPr>
-          <w:color w:val="1F4E79"/>
-        </w:rPr>
-        <w:t>Como funciona na UI</w:t>
-      </w:r>
-    </w:p>
-    <w:p>
-      <w:r>
-        <w:t xml:space="preserve">A aba </w:t>
-      </w:r>
-      <w:r>
-        <w:rPr>
-          <w:b/>
-        </w:rPr>
-        <w:t>Consulta</w:t>
-      </w:r>
-      <w:r>
-        <w:t xml:space="preserve"> mostra, na seção "Fontes consultadas":</w:t>
-      </w:r>
-    </w:p>
-    <w:p>
-      <w:r>
-        <w:rPr>
-          <w:rFonts w:ascii="Consolas" w:hAnsi="Consolas"/>
-          <w:sz w:val="18"/>
-        </w:rPr>
-        <w:t>[1] Fonte: ChatBulario-137640173-7 (CALMAN - seção 7: Efeitos adversos)</w:t>
-        <w:br/>
-        <w:t>[2] Fonte: ChatBulario-155840515-3 (OLANZAPINA - seção 3: Quando não usar)</w:t>
-        <w:br/>
-        <w:t>[3] Fonte: ChatBulario-102351448-1 (OLIRE - seção 1: Para que é indicado)</w:t>
-      </w:r>
-    </w:p>
-    <w:p>
-      <w:pPr>
-        <w:pStyle w:val="Heading3"/>
-      </w:pPr>
-      <w:r>
-        <w:rPr>
-          <w:color w:val="1F4E79"/>
-        </w:rPr>
-        <w:t>Como reindexar (se precisar)</w:t>
-      </w:r>
-    </w:p>
-    <w:p>
-      <w:r>
-        <w:rPr>
-          <w:rFonts w:ascii="Consolas" w:hAnsi="Consolas"/>
-          <w:sz w:val="18"/>
-        </w:rPr>
-        <w:t># Indexar 10k amostras (~5min, suficiente pra demo)</w:t>
-        <w:br/>
-        <w:t>python src/rag/build_index_chatbulario.py 10000</w:t>
-        <w:br/>
-        <w:br/>
-        <w:t># Indexar TODAS as 68k (~35min em CPU)</w:t>
-        <w:br/>
-        <w:t>python src/rag/build_index_chatbulario.py</w:t>
-      </w:r>
-    </w:p>
-    <w:p>
-      <w:r>
-        <w:rPr>
-          <w:color w:val="CCCCCC"/>
-        </w:rPr>
-        <w:t>────────────────────────────────────────────────────────────</w:t>
+        <w:t>: React 18.3.1 + Vite 5.4.10</w:t>
       </w:r>
     </w:p>
     <w:p>
@@ -3693,28 +2536,6 @@
       </w:r>
       <w:r>
         <w:t>: 08/09/2026</w:t>
-      </w:r>
-    </w:p>
-    <w:p>
-      <w:r>
-        <w:rPr>
-          <w:b/>
-        </w:rPr>
-        <w:t>Versão da UI</w:t>
-      </w:r>
-      <w:r>
-        <w:t>: 1.2 (com ChatBulário RAG + tradução PT-BR + tratamento de erro robusto)</w:t>
-      </w:r>
-    </w:p>
-    <w:p>
-      <w:r>
-        <w:rPr>
-          <w:b/>
-        </w:rPr>
-        <w:t>Compatibilidade</w:t>
-      </w:r>
-      <w:r>
-        <w:t>: Gradio 4.44+, Python 3.10+</w:t>
       </w:r>
     </w:p>
     <w:sectPr>
